--- a/07_Portfolio_Documents/UFCEP4-0-3_03_Task04_Acceptance_Evaluation.docx
+++ b/07_Portfolio_Documents/UFCEP4-0-3_03_Task04_Acceptance_Evaluation.docx
@@ -76,7 +76,7 @@
         <w:t xml:space="preserve">O1_Operational_Merged</w:t>
       </w:r>
       <w:r>
-        <w:t xml:space="preserve">, and the 68 Camunda Forms attached to its user tasks. Build 1.0 denotes the frozen snapshot taken for the final release; every result below is attributed to it. The environment follows the deployment model documented for Camunda 8 (Camunda, 2025): the models are executed by the Zeebe engine in the Orchestration Cluster, and the acceptance harness drives them through the Orchestration Cluster API rather than through the desktop Modeler.</w:t>
+        <w:t>, and the 69 Camunda Forms attached to its user tasks. Build 1.0 denotes the frozen snapshot taken for the final release; every result below is attributed to it. The environment follows the deployment model documented for Camunda 8 (Camunda, 2025): the models are executed by the Zeebe engine in the Orchestration Cluster, and the acceptance harness drives them through the Orchestration Cluster API rather than through the desktop Modeler.</w:t>
       </w:r>
     </w:p>
     <w:tbl>
@@ -7031,7 +7031,7 @@
                 <w:sz w:val="21"/>
                 <w:szCs w:val="21"/>
               </w:rPr>
-              <w:t xml:space="preserve">Fixed by generating and deploying 68 forms from the models</w:t>
+              <w:t>Fixed by generating and deploying 69 forms from the models</w:t>
             </w:r>
           </w:p>
         </w:tc>

--- a/07_Portfolio_Documents/UFCEP4-0-3_03_Task04_Acceptance_Evaluation.docx
+++ b/07_Portfolio_Documents/UFCEP4-0-3_03_Task04_Acceptance_Evaluation.docx
@@ -76,7 +76,7 @@
         <w:t xml:space="preserve">O1_Operational_Merged</w:t>
       </w:r>
       <w:r>
-        <w:t>, and the 69 Camunda Forms attached to its user tasks. Build 1.0 denotes the frozen snapshot taken for the final release; every result below is attributed to it. The environment follows the deployment model documented for Camunda 8 (Camunda, 2025): the models are executed by the Zeebe engine in the Orchestration Cluster, and the acceptance harness drives them through the Orchestration Cluster API rather than through the desktop Modeler.</w:t>
+        <w:t>, and the 68 Camunda Forms attached to its user tasks. Build 1.0 denotes the frozen snapshot taken for the final release; every result below is attributed to it. The environment follows the deployment model documented for Camunda 8 (Camunda, 2025): the models are executed by the Zeebe engine in the Orchestration Cluster, and the acceptance harness drives them through the Orchestration Cluster API rather than through the desktop Modeler.</w:t>
       </w:r>
     </w:p>
     <w:tbl>
@@ -3961,34 +3961,32 @@
         <w:t xml:space="preserve">Given … when … then …</w:t>
       </w:r>
       <w:r>
-        <w:t xml:space="preserve"> or as a measurable statement, and carries a named variable, a named model activity and — where it is in scope for the operational model — a test case identifier. Four representative criteria show the change of form:</w:t>
+        <w:t xml:space="preserve"> or as a measurable statement, and carries a named variable, a named model activity and — where it is in scope for the operational model — a test case identifier. The table below restates all 28 criteria:</w:t>
       </w:r>
     </w:p>
     <w:tbl>
       <w:tblPr>
-        <w:tblStyle w:val="TableGrid"/>
         <w:tblW w:w="9638" w:type="dxa"/>
         <w:tblBorders>
-          <w:top w:val="single" w:sz="6" w:color="808080"/>
-          <w:left w:val="single" w:sz="6" w:color="808080"/>
-          <w:bottom w:val="single" w:sz="6" w:color="808080"/>
-          <w:right w:val="single" w:sz="6" w:color="808080"/>
-          <w:insideH w:val="single" w:sz="6" w:color="808080"/>
-          <w:insideV w:val="single" w:sz="6" w:color="808080"/>
+          <w:top w:val="single" w:sz="4" w:space="0" w:color="999999"/>
+          <w:left w:val="single" w:sz="4" w:space="0" w:color="999999"/>
+          <w:bottom w:val="single" w:sz="4" w:space="0" w:color="999999"/>
+          <w:right w:val="single" w:sz="4" w:space="0" w:color="999999"/>
+          <w:insideH w:val="single" w:sz="4" w:space="0" w:color="999999"/>
+          <w:insideV w:val="single" w:sz="4" w:space="0" w:color="999999"/>
         </w:tblBorders>
-        <w:tblLayout w:type="fixed"/>
         <w:tblCellMar>
-          <w:top w:w="0" w:type="dxa"/>
-          <w:left w:w="90" w:type="dxa"/>
-          <w:bottom w:w="0" w:type="dxa"/>
-          <w:right w:w="90" w:type="dxa"/>
+          <w:top w:w="20" w:type="dxa"/>
+          <w:left w:w="60" w:type="dxa"/>
+          <w:bottom w:w="20" w:type="dxa"/>
+          <w:right w:w="60" w:type="dxa"/>
         </w:tblCellMar>
-        <w:tblLook w:val="04A0" w:firstRow="1" w:lastRow="0" w:firstColumn="0" w:lastColumn="0" w:noHBand="0" w:noVBand="1"/>
       </w:tblPr>
       <w:tblGrid>
-        <w:gridCol w:w="4243"/>
-        <w:gridCol w:w="1152"/>
-        <w:gridCol w:w="4243"/>
+        <w:gridCol w:w="1314"/>
+        <w:gridCol w:w="4644"/>
+        <w:gridCol w:w="1665"/>
+        <w:gridCol w:w="2015"/>
       </w:tblGrid>
       <w:tr>
         <w:trPr>
@@ -3996,8 +3994,8 @@
         </w:trPr>
         <w:tc>
           <w:tcPr>
-            <w:tcW w:w="4243" w:type="dxa"/>
-            <w:shd w:val="clear" w:fill="EDEDED"/>
+            <w:tcW w:w="1314" w:type="dxa"/>
+            <w:shd w:val="clear" w:color="auto" w:fill="D9E2F3"/>
             <w:vAlign w:val="top"/>
           </w:tcPr>
           <w:p>
@@ -4007,8 +4005,28 @@
             <w:r>
               <w:rPr>
                 <w:b/>
-                <w:sz w:val="21"/>
-                <w:szCs w:val="21"/>
+                <w:sz w:val="17"/>
+                <w:szCs w:val="17"/>
+              </w:rPr>
+              <w:t xml:space="preserve">ID (family)</w:t>
+            </w:r>
+          </w:p>
+        </w:tc>
+        <w:tc>
+          <w:tcPr>
+            <w:tcW w:w="4644" w:type="dxa"/>
+            <w:shd w:val="clear" w:color="auto" w:fill="D9E2F3"/>
+            <w:vAlign w:val="top"/>
+          </w:tcPr>
+          <w:p>
+            <w:pPr>
+              <w:spacing w:before="20" w:after="20"/>
+            </w:pPr>
+            <w:r>
+              <w:rPr>
+                <w:b/>
+                <w:sz w:val="17"/>
+                <w:szCs w:val="17"/>
               </w:rPr>
               <w:t xml:space="preserve">Revised criterion</w:t>
             </w:r>
@@ -4016,8 +4034,8 @@
         </w:tc>
         <w:tc>
           <w:tcPr>
-            <w:tcW w:w="1152" w:type="dxa"/>
-            <w:shd w:val="clear" w:fill="EDEDED"/>
+            <w:tcW w:w="1665" w:type="dxa"/>
+            <w:shd w:val="clear" w:color="auto" w:fill="D9E2F3"/>
             <w:vAlign w:val="top"/>
           </w:tcPr>
           <w:p>
@@ -4027,8 +4045,8 @@
             <w:r>
               <w:rPr>
                 <w:b/>
-                <w:sz w:val="21"/>
-                <w:szCs w:val="21"/>
+                <w:sz w:val="17"/>
+                <w:szCs w:val="17"/>
               </w:rPr>
               <w:t xml:space="preserve">Traces to</w:t>
             </w:r>
@@ -4036,8 +4054,8 @@
         </w:tc>
         <w:tc>
           <w:tcPr>
-            <w:tcW w:w="4243" w:type="dxa"/>
-            <w:shd w:val="clear" w:fill="EDEDED"/>
+            <w:tcW w:w="2015" w:type="dxa"/>
+            <w:shd w:val="clear" w:color="auto" w:fill="D9E2F3"/>
             <w:vAlign w:val="top"/>
           </w:tcPr>
           <w:p>
@@ -4047,46 +4065,360 @@
             <w:r>
               <w:rPr>
                 <w:b/>
-                <w:sz w:val="21"/>
-                <w:szCs w:val="21"/>
-              </w:rPr>
-              <w:t xml:space="preserve">Test</w:t>
-            </w:r>
-          </w:p>
-        </w:tc>
-      </w:tr>
-      <w:tr>
-        <w:tc>
-          <w:tcPr>
-            <w:tcW w:w="4243" w:type="dxa"/>
-            <w:vAlign w:val="top"/>
-          </w:tcPr>
-          <w:p>
-            <w:pPr>
-              <w:spacing w:before="20" w:after="20"/>
-            </w:pPr>
-            <w:r>
-              <w:rPr>
-                <w:sz w:val="21"/>
-                <w:szCs w:val="21"/>
-              </w:rPr>
-              <w:t xml:space="preserve">AC-R-06 Given an appointment due to take place within 14 days, when the confirmation letter is issued, then a telephone task is created for the Call Handling Team; and given an appointment more than 14 days away, then no telephone task is created</w:t>
-            </w:r>
-          </w:p>
-        </w:tc>
-        <w:tc>
-          <w:tcPr>
-            <w:tcW w:w="1152" w:type="dxa"/>
-            <w:vAlign w:val="top"/>
-          </w:tcPr>
-          <w:p>
-            <w:pPr>
-              <w:spacing w:before="20" w:after="20"/>
-            </w:pPr>
-            <w:r>
-              <w:rPr>
-                <w:sz w:val="21"/>
-                <w:szCs w:val="21"/>
+                <w:sz w:val="17"/>
+                <w:szCs w:val="17"/>
+              </w:rPr>
+              <w:t xml:space="preserve">Test / evidence — result</w:t>
+            </w:r>
+          </w:p>
+        </w:tc>
+      </w:tr>
+      <w:tr>
+        <w:tc>
+          <w:tcPr>
+            <w:tcW w:w="1314" w:type="dxa"/>
+            <w:vAlign w:val="top"/>
+          </w:tcPr>
+          <w:p>
+            <w:pPr>
+              <w:spacing w:before="20" w:after="20"/>
+            </w:pPr>
+            <w:r>
+              <w:rPr>
+                <w:sz w:val="16"/>
+                <w:szCs w:val="16"/>
+              </w:rPr>
+              <w:t xml:space="preserve">AC-R-01 (Normal)</w:t>
+            </w:r>
+          </w:p>
+        </w:tc>
+        <w:tc>
+          <w:tcPr>
+            <w:tcW w:w="4644" w:type="dxa"/>
+            <w:vAlign w:val="top"/>
+          </w:tcPr>
+          <w:p>
+            <w:pPr>
+              <w:spacing w:before="20" w:after="20"/>
+            </w:pPr>
+            <w:r>
+              <w:rPr>
+                <w:sz w:val="16"/>
+                <w:szCs w:val="16"/>
+              </w:rPr>
+              <w:t xml:space="preserve">Given a referral from a GP or another hospital, when it is received, then it is registered and the patient is identified against the referral.</w:t>
+            </w:r>
+          </w:p>
+        </w:tc>
+        <w:tc>
+          <w:tcPr>
+            <w:tcW w:w="1665" w:type="dxa"/>
+            <w:vAlign w:val="top"/>
+          </w:tcPr>
+          <w:p>
+            <w:pPr>
+              <w:spacing w:before="20" w:after="20"/>
+            </w:pPr>
+            <w:r>
+              <w:rPr>
+                <w:sz w:val="16"/>
+                <w:szCs w:val="16"/>
+              </w:rPr>
+              <w:t xml:space="preserve">REQ-01</w:t>
+            </w:r>
+          </w:p>
+        </w:tc>
+        <w:tc>
+          <w:tcPr>
+            <w:tcW w:w="2015" w:type="dxa"/>
+            <w:vAlign w:val="top"/>
+          </w:tcPr>
+          <w:p>
+            <w:pPr>
+              <w:spacing w:before="20" w:after="20"/>
+            </w:pPr>
+            <w:r>
+              <w:rPr>
+                <w:sz w:val="16"/>
+                <w:szCs w:val="16"/>
+              </w:rPr>
+              <w:t xml:space="preserve">TC-01 — PASS</w:t>
+            </w:r>
+          </w:p>
+        </w:tc>
+      </w:tr>
+      <w:tr>
+        <w:tc>
+          <w:tcPr>
+            <w:tcW w:w="1314" w:type="dxa"/>
+            <w:vAlign w:val="top"/>
+          </w:tcPr>
+          <w:p>
+            <w:pPr>
+              <w:spacing w:before="20" w:after="20"/>
+            </w:pPr>
+            <w:r>
+              <w:rPr>
+                <w:sz w:val="16"/>
+                <w:szCs w:val="16"/>
+              </w:rPr>
+              <w:t xml:space="preserve">AC-R-02 (Normal)</w:t>
+            </w:r>
+          </w:p>
+        </w:tc>
+        <w:tc>
+          <w:tcPr>
+            <w:tcW w:w="4644" w:type="dxa"/>
+            <w:vAlign w:val="top"/>
+          </w:tcPr>
+          <w:p>
+            <w:pPr>
+              <w:spacing w:before="20" w:after="20"/>
+            </w:pPr>
+            <w:r>
+              <w:rPr>
+                <w:sz w:val="16"/>
+                <w:szCs w:val="16"/>
+              </w:rPr>
+              <w:t xml:space="preserve">Given a registered referral, when the expected clinic letters, investigation results and diagnostic reports are checked, then the checklist result is recorded and a referral with missing items does not proceed to clinical review.</w:t>
+            </w:r>
+          </w:p>
+        </w:tc>
+        <w:tc>
+          <w:tcPr>
+            <w:tcW w:w="1665" w:type="dxa"/>
+            <w:vAlign w:val="top"/>
+          </w:tcPr>
+          <w:p>
+            <w:pPr>
+              <w:spacing w:before="20" w:after="20"/>
+            </w:pPr>
+            <w:r>
+              <w:rPr>
+                <w:sz w:val="16"/>
+                <w:szCs w:val="16"/>
+              </w:rPr>
+              <w:t xml:space="preserve">REQ-02</w:t>
+            </w:r>
+          </w:p>
+        </w:tc>
+        <w:tc>
+          <w:tcPr>
+            <w:tcW w:w="2015" w:type="dxa"/>
+            <w:vAlign w:val="top"/>
+          </w:tcPr>
+          <w:p>
+            <w:pPr>
+              <w:spacing w:before="20" w:after="20"/>
+            </w:pPr>
+            <w:r>
+              <w:rPr>
+                <w:sz w:val="16"/>
+                <w:szCs w:val="16"/>
+              </w:rPr>
+              <w:t xml:space="preserve">TC-01, TC-02 — PASS</w:t>
+            </w:r>
+          </w:p>
+        </w:tc>
+      </w:tr>
+      <w:tr>
+        <w:tc>
+          <w:tcPr>
+            <w:tcW w:w="1314" w:type="dxa"/>
+            <w:vAlign w:val="top"/>
+          </w:tcPr>
+          <w:p>
+            <w:pPr>
+              <w:spacing w:before="20" w:after="20"/>
+            </w:pPr>
+            <w:r>
+              <w:rPr>
+                <w:sz w:val="16"/>
+                <w:szCs w:val="16"/>
+              </w:rPr>
+              <w:t xml:space="preserve">AC-R-03 (Normal)</w:t>
+            </w:r>
+          </w:p>
+        </w:tc>
+        <w:tc>
+          <w:tcPr>
+            <w:tcW w:w="4644" w:type="dxa"/>
+            <w:vAlign w:val="top"/>
+          </w:tcPr>
+          <w:p>
+            <w:pPr>
+              <w:spacing w:before="20" w:after="20"/>
+            </w:pPr>
+            <w:r>
+              <w:rPr>
+                <w:sz w:val="16"/>
+                <w:szCs w:val="16"/>
+              </w:rPr>
+              <w:t xml:space="preserve">Given an accepted referral, when the Consultant forwards it, then the instance reaches the clinical review task and no booking task is created before acceptance.</w:t>
+            </w:r>
+          </w:p>
+        </w:tc>
+        <w:tc>
+          <w:tcPr>
+            <w:tcW w:w="1665" w:type="dxa"/>
+            <w:vAlign w:val="top"/>
+          </w:tcPr>
+          <w:p>
+            <w:pPr>
+              <w:spacing w:before="20" w:after="20"/>
+            </w:pPr>
+            <w:r>
+              <w:rPr>
+                <w:sz w:val="16"/>
+                <w:szCs w:val="16"/>
+              </w:rPr>
+              <w:t xml:space="preserve">REQ-04, REQ-06</w:t>
+            </w:r>
+          </w:p>
+        </w:tc>
+        <w:tc>
+          <w:tcPr>
+            <w:tcW w:w="2015" w:type="dxa"/>
+            <w:vAlign w:val="top"/>
+          </w:tcPr>
+          <w:p>
+            <w:pPr>
+              <w:spacing w:before="20" w:after="20"/>
+            </w:pPr>
+            <w:r>
+              <w:rPr>
+                <w:sz w:val="16"/>
+                <w:szCs w:val="16"/>
+              </w:rPr>
+              <w:t xml:space="preserve">TC-01 — PASS</w:t>
+            </w:r>
+          </w:p>
+        </w:tc>
+      </w:tr>
+      <w:tr>
+        <w:tc>
+          <w:tcPr>
+            <w:tcW w:w="1314" w:type="dxa"/>
+            <w:vAlign w:val="top"/>
+          </w:tcPr>
+          <w:p>
+            <w:pPr>
+              <w:spacing w:before="20" w:after="20"/>
+            </w:pPr>
+            <w:r>
+              <w:rPr>
+                <w:sz w:val="16"/>
+                <w:szCs w:val="16"/>
+              </w:rPr>
+              <w:t xml:space="preserve">AC-R-04 (Normal)</w:t>
+            </w:r>
+          </w:p>
+        </w:tc>
+        <w:tc>
+          <w:tcPr>
+            <w:tcW w:w="4644" w:type="dxa"/>
+            <w:vAlign w:val="top"/>
+          </w:tcPr>
+          <w:p>
+            <w:pPr>
+              <w:spacing w:before="20" w:after="20"/>
+            </w:pPr>
+            <w:r>
+              <w:rPr>
+                <w:sz w:val="16"/>
+                <w:szCs w:val="16"/>
+              </w:rPr>
+              <w:t xml:space="preserve">Given an accepted referral with a requested period, when the Outpatient Bookings Team queries the external scheduling service, then an available slot is selected and the appointment reference is recorded.</w:t>
+            </w:r>
+          </w:p>
+        </w:tc>
+        <w:tc>
+          <w:tcPr>
+            <w:tcW w:w="1665" w:type="dxa"/>
+            <w:vAlign w:val="top"/>
+          </w:tcPr>
+          <w:p>
+            <w:pPr>
+              <w:spacing w:before="20" w:after="20"/>
+            </w:pPr>
+            <w:r>
+              <w:rPr>
+                <w:sz w:val="16"/>
+                <w:szCs w:val="16"/>
+              </w:rPr>
+              <w:t xml:space="preserve">REQ-08</w:t>
+            </w:r>
+          </w:p>
+        </w:tc>
+        <w:tc>
+          <w:tcPr>
+            <w:tcW w:w="2015" w:type="dxa"/>
+            <w:vAlign w:val="top"/>
+          </w:tcPr>
+          <w:p>
+            <w:pPr>
+              <w:spacing w:before="20" w:after="20"/>
+            </w:pPr>
+            <w:r>
+              <w:rPr>
+                <w:sz w:val="16"/>
+                <w:szCs w:val="16"/>
+              </w:rPr>
+              <w:t xml:space="preserve">TC-05, TC-13 — PASS</w:t>
+            </w:r>
+          </w:p>
+        </w:tc>
+      </w:tr>
+      <w:tr>
+        <w:tc>
+          <w:tcPr>
+            <w:tcW w:w="1314" w:type="dxa"/>
+            <w:vAlign w:val="top"/>
+          </w:tcPr>
+          <w:p>
+            <w:pPr>
+              <w:spacing w:before="20" w:after="20"/>
+            </w:pPr>
+            <w:r>
+              <w:rPr>
+                <w:sz w:val="16"/>
+                <w:szCs w:val="16"/>
+              </w:rPr>
+              <w:t xml:space="preserve">AC-R-05 (Normal)</w:t>
+            </w:r>
+          </w:p>
+        </w:tc>
+        <w:tc>
+          <w:tcPr>
+            <w:tcW w:w="4644" w:type="dxa"/>
+            <w:vAlign w:val="top"/>
+          </w:tcPr>
+          <w:p>
+            <w:pPr>
+              <w:spacing w:before="20" w:after="20"/>
+            </w:pPr>
+            <w:r>
+              <w:rPr>
+                <w:sz w:val="16"/>
+                <w:szCs w:val="16"/>
+              </w:rPr>
+              <w:t xml:space="preserve">Given an appointment due within 14 days, when the confirmation letter is issued, then a telephone task is created; given an appointment more than 14 days away, then no telephone task is created.</w:t>
+            </w:r>
+          </w:p>
+        </w:tc>
+        <w:tc>
+          <w:tcPr>
+            <w:tcW w:w="1665" w:type="dxa"/>
+            <w:vAlign w:val="top"/>
+          </w:tcPr>
+          <w:p>
+            <w:pPr>
+              <w:spacing w:before="20" w:after="20"/>
+            </w:pPr>
+            <w:r>
+              <w:rPr>
+                <w:sz w:val="16"/>
+                <w:szCs w:val="16"/>
               </w:rPr>
               <w:t xml:space="preserve">REQ-09, BR-02</w:t>
             </w:r>
@@ -4094,55 +4426,813 @@
         </w:tc>
         <w:tc>
           <w:tcPr>
-            <w:tcW w:w="4243" w:type="dxa"/>
-            <w:vAlign w:val="top"/>
-          </w:tcPr>
-          <w:p>
-            <w:pPr>
-              <w:spacing w:before="20" w:after="20"/>
-            </w:pPr>
-            <w:r>
-              <w:rPr>
-                <w:sz w:val="21"/>
-                <w:szCs w:val="21"/>
-              </w:rPr>
-              <w:t xml:space="preserve">TC-06, TC-07</w:t>
-            </w:r>
-          </w:p>
-        </w:tc>
-      </w:tr>
-      <w:tr>
-        <w:tc>
-          <w:tcPr>
-            <w:tcW w:w="4243" w:type="dxa"/>
-            <w:vAlign w:val="top"/>
-          </w:tcPr>
-          <w:p>
-            <w:pPr>
-              <w:spacing w:before="20" w:after="20"/>
-            </w:pPr>
-            <w:r>
-              <w:rPr>
-                <w:sz w:val="21"/>
-                <w:szCs w:val="21"/>
-              </w:rPr>
-              <w:t xml:space="preserve">AC-R-11 Given a payment declined by the provider, when the outcome is recorded, then the patient and the responsible team are notified, and a further payment attempt is permitted that does not create a second appointment or a second charge</w:t>
-            </w:r>
-          </w:p>
-        </w:tc>
-        <w:tc>
-          <w:tcPr>
-            <w:tcW w:w="1152" w:type="dxa"/>
-            <w:vAlign w:val="top"/>
-          </w:tcPr>
-          <w:p>
-            <w:pPr>
-              <w:spacing w:before="20" w:after="20"/>
-            </w:pPr>
-            <w:r>
-              <w:rPr>
-                <w:sz w:val="21"/>
-                <w:szCs w:val="21"/>
+            <w:tcW w:w="2015" w:type="dxa"/>
+            <w:vAlign w:val="top"/>
+          </w:tcPr>
+          <w:p>
+            <w:pPr>
+              <w:spacing w:before="20" w:after="20"/>
+            </w:pPr>
+            <w:r>
+              <w:rPr>
+                <w:sz w:val="16"/>
+                <w:szCs w:val="16"/>
+              </w:rPr>
+              <w:t xml:space="preserve">TC-06, TC-07 — PASS</w:t>
+            </w:r>
+          </w:p>
+        </w:tc>
+      </w:tr>
+      <w:tr>
+        <w:tc>
+          <w:tcPr>
+            <w:tcW w:w="1314" w:type="dxa"/>
+            <w:vAlign w:val="top"/>
+          </w:tcPr>
+          <w:p>
+            <w:pPr>
+              <w:spacing w:before="20" w:after="20"/>
+            </w:pPr>
+            <w:r>
+              <w:rPr>
+                <w:sz w:val="16"/>
+                <w:szCs w:val="16"/>
+              </w:rPr>
+              <w:t xml:space="preserve">AC-R-06 (Normal)</w:t>
+            </w:r>
+          </w:p>
+        </w:tc>
+        <w:tc>
+          <w:tcPr>
+            <w:tcW w:w="4644" w:type="dxa"/>
+            <w:vAlign w:val="top"/>
+          </w:tcPr>
+          <w:p>
+            <w:pPr>
+              <w:spacing w:before="20" w:after="20"/>
+            </w:pPr>
+            <w:r>
+              <w:rPr>
+                <w:sz w:val="16"/>
+                <w:szCs w:val="16"/>
+              </w:rPr>
+              <w:t xml:space="preserve">Given a telephone task, when the patient is contacted, then the attempt and its outcome are recorded; when the contact fails, then a further attempt is recorded.</w:t>
+            </w:r>
+          </w:p>
+        </w:tc>
+        <w:tc>
+          <w:tcPr>
+            <w:tcW w:w="1665" w:type="dxa"/>
+            <w:vAlign w:val="top"/>
+          </w:tcPr>
+          <w:p>
+            <w:pPr>
+              <w:spacing w:before="20" w:after="20"/>
+            </w:pPr>
+            <w:r>
+              <w:rPr>
+                <w:sz w:val="16"/>
+                <w:szCs w:val="16"/>
+              </w:rPr>
+              <w:t xml:space="preserve">REQ-10</w:t>
+            </w:r>
+          </w:p>
+        </w:tc>
+        <w:tc>
+          <w:tcPr>
+            <w:tcW w:w="2015" w:type="dxa"/>
+            <w:vAlign w:val="top"/>
+          </w:tcPr>
+          <w:p>
+            <w:pPr>
+              <w:spacing w:before="20" w:after="20"/>
+            </w:pPr>
+            <w:r>
+              <w:rPr>
+                <w:sz w:val="16"/>
+                <w:szCs w:val="16"/>
+              </w:rPr>
+              <w:t xml:space="preserve">TC-08 — PASS</w:t>
+            </w:r>
+          </w:p>
+        </w:tc>
+      </w:tr>
+      <w:tr>
+        <w:tc>
+          <w:tcPr>
+            <w:tcW w:w="1314" w:type="dxa"/>
+            <w:vAlign w:val="top"/>
+          </w:tcPr>
+          <w:p>
+            <w:pPr>
+              <w:spacing w:before="20" w:after="20"/>
+            </w:pPr>
+            <w:r>
+              <w:rPr>
+                <w:sz w:val="16"/>
+                <w:szCs w:val="16"/>
+              </w:rPr>
+              <w:t xml:space="preserve">AC-R-07 (Normal)</w:t>
+            </w:r>
+          </w:p>
+        </w:tc>
+        <w:tc>
+          <w:tcPr>
+            <w:tcW w:w="4644" w:type="dxa"/>
+            <w:vAlign w:val="top"/>
+          </w:tcPr>
+          <w:p>
+            <w:pPr>
+              <w:spacing w:before="20" w:after="20"/>
+            </w:pPr>
+            <w:r>
+              <w:rPr>
+                <w:sz w:val="16"/>
+                <w:szCs w:val="16"/>
+              </w:rPr>
+              <w:t xml:space="preserve">Given a new patient consultation, when the patient consents, then consent is recorded before a Treatment Booking Request can be created.</w:t>
+            </w:r>
+          </w:p>
+        </w:tc>
+        <w:tc>
+          <w:tcPr>
+            <w:tcW w:w="1665" w:type="dxa"/>
+            <w:vAlign w:val="top"/>
+          </w:tcPr>
+          <w:p>
+            <w:pPr>
+              <w:spacing w:before="20" w:after="20"/>
+            </w:pPr>
+            <w:r>
+              <w:rPr>
+                <w:sz w:val="16"/>
+                <w:szCs w:val="16"/>
+              </w:rPr>
+              <w:t xml:space="preserve">REQ-13</w:t>
+            </w:r>
+          </w:p>
+        </w:tc>
+        <w:tc>
+          <w:tcPr>
+            <w:tcW w:w="2015" w:type="dxa"/>
+            <w:vAlign w:val="top"/>
+          </w:tcPr>
+          <w:p>
+            <w:pPr>
+              <w:spacing w:before="20" w:after="20"/>
+            </w:pPr>
+            <w:r>
+              <w:rPr>
+                <w:sz w:val="16"/>
+                <w:szCs w:val="16"/>
+              </w:rPr>
+              <w:t xml:space="preserve">TC-09, TC-13 — PASS</w:t>
+            </w:r>
+          </w:p>
+        </w:tc>
+      </w:tr>
+      <w:tr>
+        <w:tc>
+          <w:tcPr>
+            <w:tcW w:w="1314" w:type="dxa"/>
+            <w:vAlign w:val="top"/>
+          </w:tcPr>
+          <w:p>
+            <w:pPr>
+              <w:spacing w:before="20" w:after="20"/>
+            </w:pPr>
+            <w:r>
+              <w:rPr>
+                <w:sz w:val="16"/>
+                <w:szCs w:val="16"/>
+              </w:rPr>
+              <w:t xml:space="preserve">AC-R-08 (Normal)</w:t>
+            </w:r>
+          </w:p>
+        </w:tc>
+        <w:tc>
+          <w:tcPr>
+            <w:tcW w:w="4644" w:type="dxa"/>
+            <w:vAlign w:val="top"/>
+          </w:tcPr>
+          <w:p>
+            <w:pPr>
+              <w:spacing w:before="20" w:after="20"/>
+            </w:pPr>
+            <w:r>
+              <w:rPr>
+                <w:sz w:val="16"/>
+                <w:szCs w:val="16"/>
+              </w:rPr>
+              <w:t xml:space="preserve">Given an authorised Treatment Booking Request, when it reaches the Treatment Bookings Team, then it is validated and processed without re-checking clinical suitability.</w:t>
+            </w:r>
+          </w:p>
+        </w:tc>
+        <w:tc>
+          <w:tcPr>
+            <w:tcW w:w="1665" w:type="dxa"/>
+            <w:vAlign w:val="top"/>
+          </w:tcPr>
+          <w:p>
+            <w:pPr>
+              <w:spacing w:before="20" w:after="20"/>
+            </w:pPr>
+            <w:r>
+              <w:rPr>
+                <w:sz w:val="16"/>
+                <w:szCs w:val="16"/>
+              </w:rPr>
+              <w:t xml:space="preserve">REQ-14</w:t>
+            </w:r>
+          </w:p>
+        </w:tc>
+        <w:tc>
+          <w:tcPr>
+            <w:tcW w:w="2015" w:type="dxa"/>
+            <w:vAlign w:val="top"/>
+          </w:tcPr>
+          <w:p>
+            <w:pPr>
+              <w:spacing w:before="20" w:after="20"/>
+            </w:pPr>
+            <w:r>
+              <w:rPr>
+                <w:sz w:val="16"/>
+                <w:szCs w:val="16"/>
+              </w:rPr>
+              <w:t xml:space="preserve">TC-10, TC-13 — PASS</w:t>
+            </w:r>
+          </w:p>
+        </w:tc>
+      </w:tr>
+      <w:tr>
+        <w:tc>
+          <w:tcPr>
+            <w:tcW w:w="1314" w:type="dxa"/>
+            <w:vAlign w:val="top"/>
+          </w:tcPr>
+          <w:p>
+            <w:pPr>
+              <w:spacing w:before="20" w:after="20"/>
+            </w:pPr>
+            <w:r>
+              <w:rPr>
+                <w:sz w:val="16"/>
+                <w:szCs w:val="16"/>
+              </w:rPr>
+              <w:t xml:space="preserve">AC-R-09 (Normal)</w:t>
+            </w:r>
+          </w:p>
+        </w:tc>
+        <w:tc>
+          <w:tcPr>
+            <w:tcW w:w="4644" w:type="dxa"/>
+            <w:vAlign w:val="top"/>
+          </w:tcPr>
+          <w:p>
+            <w:pPr>
+              <w:spacing w:before="20" w:after="20"/>
+            </w:pPr>
+            <w:r>
+              <w:rPr>
+                <w:sz w:val="16"/>
+                <w:szCs w:val="16"/>
+              </w:rPr>
+              <w:t xml:space="preserve">Given a treatment request, when external capacity is requested, then the request and response are recorded; when capacity is unavailable, then the booking stays pending with a recorded retry.</w:t>
+            </w:r>
+          </w:p>
+        </w:tc>
+        <w:tc>
+          <w:tcPr>
+            <w:tcW w:w="1665" w:type="dxa"/>
+            <w:vAlign w:val="top"/>
+          </w:tcPr>
+          <w:p>
+            <w:pPr>
+              <w:spacing w:before="20" w:after="20"/>
+            </w:pPr>
+            <w:r>
+              <w:rPr>
+                <w:sz w:val="16"/>
+                <w:szCs w:val="16"/>
+              </w:rPr>
+              <w:t xml:space="preserve">REQ-15, REQ-16</w:t>
+            </w:r>
+          </w:p>
+        </w:tc>
+        <w:tc>
+          <w:tcPr>
+            <w:tcW w:w="2015" w:type="dxa"/>
+            <w:vAlign w:val="top"/>
+          </w:tcPr>
+          <w:p>
+            <w:pPr>
+              <w:spacing w:before="20" w:after="20"/>
+            </w:pPr>
+            <w:r>
+              <w:rPr>
+                <w:sz w:val="16"/>
+                <w:szCs w:val="16"/>
+              </w:rPr>
+              <w:t xml:space="preserve">TC-11 — PASS</w:t>
+            </w:r>
+          </w:p>
+        </w:tc>
+      </w:tr>
+      <w:tr>
+        <w:tc>
+          <w:tcPr>
+            <w:tcW w:w="1314" w:type="dxa"/>
+            <w:vAlign w:val="top"/>
+          </w:tcPr>
+          <w:p>
+            <w:pPr>
+              <w:spacing w:before="20" w:after="20"/>
+            </w:pPr>
+            <w:r>
+              <w:rPr>
+                <w:sz w:val="16"/>
+                <w:szCs w:val="16"/>
+              </w:rPr>
+              <w:t xml:space="preserve">AC-R-10 (Normal)</w:t>
+            </w:r>
+          </w:p>
+        </w:tc>
+        <w:tc>
+          <w:tcPr>
+            <w:tcW w:w="4644" w:type="dxa"/>
+            <w:vAlign w:val="top"/>
+          </w:tcPr>
+          <w:p>
+            <w:pPr>
+              <w:spacing w:before="20" w:after="20"/>
+            </w:pPr>
+            <w:r>
+              <w:rPr>
+                <w:sz w:val="16"/>
+                <w:szCs w:val="16"/>
+              </w:rPr>
+              <w:t xml:space="preserve">Given a treatment requiring funding, when the funding route is determined, then the funding organisation, authorisation reference, approved amount and limitations are recorded.</w:t>
+            </w:r>
+          </w:p>
+        </w:tc>
+        <w:tc>
+          <w:tcPr>
+            <w:tcW w:w="1665" w:type="dxa"/>
+            <w:vAlign w:val="top"/>
+          </w:tcPr>
+          <w:p>
+            <w:pPr>
+              <w:spacing w:before="20" w:after="20"/>
+            </w:pPr>
+            <w:r>
+              <w:rPr>
+                <w:sz w:val="16"/>
+                <w:szCs w:val="16"/>
+              </w:rPr>
+              <w:t xml:space="preserve">REQ-17, REQ-18</w:t>
+            </w:r>
+          </w:p>
+        </w:tc>
+        <w:tc>
+          <w:tcPr>
+            <w:tcW w:w="2015" w:type="dxa"/>
+            <w:vAlign w:val="top"/>
+          </w:tcPr>
+          <w:p>
+            <w:pPr>
+              <w:spacing w:before="20" w:after="20"/>
+            </w:pPr>
+            <w:r>
+              <w:rPr>
+                <w:sz w:val="16"/>
+                <w:szCs w:val="16"/>
+              </w:rPr>
+              <w:t xml:space="preserve">TC-12 — PASS</w:t>
+            </w:r>
+          </w:p>
+        </w:tc>
+      </w:tr>
+      <w:tr>
+        <w:tc>
+          <w:tcPr>
+            <w:tcW w:w="1314" w:type="dxa"/>
+            <w:vAlign w:val="top"/>
+          </w:tcPr>
+          <w:p>
+            <w:pPr>
+              <w:spacing w:before="20" w:after="20"/>
+            </w:pPr>
+            <w:r>
+              <w:rPr>
+                <w:sz w:val="16"/>
+                <w:szCs w:val="16"/>
+              </w:rPr>
+              <w:t xml:space="preserve">AC-R-11 (Normal)</w:t>
+            </w:r>
+          </w:p>
+        </w:tc>
+        <w:tc>
+          <w:tcPr>
+            <w:tcW w:w="4644" w:type="dxa"/>
+            <w:vAlign w:val="top"/>
+          </w:tcPr>
+          <w:p>
+            <w:pPr>
+              <w:spacing w:before="20" w:after="20"/>
+            </w:pPr>
+            <w:r>
+              <w:rPr>
+                <w:sz w:val="16"/>
+                <w:szCs w:val="16"/>
+              </w:rPr>
+              <w:t xml:space="preserve">Given a treatment requiring advance payment, when the payment is confirmed and recorded, then the treatment schedule is confirmed; when no payment is required, then no payment task is created.</w:t>
+            </w:r>
+          </w:p>
+        </w:tc>
+        <w:tc>
+          <w:tcPr>
+            <w:tcW w:w="1665" w:type="dxa"/>
+            <w:vAlign w:val="top"/>
+          </w:tcPr>
+          <w:p>
+            <w:pPr>
+              <w:spacing w:before="20" w:after="20"/>
+            </w:pPr>
+            <w:r>
+              <w:rPr>
+                <w:sz w:val="16"/>
+                <w:szCs w:val="16"/>
+              </w:rPr>
+              <w:t xml:space="preserve">REQ-19, REQ-20</w:t>
+            </w:r>
+          </w:p>
+        </w:tc>
+        <w:tc>
+          <w:tcPr>
+            <w:tcW w:w="2015" w:type="dxa"/>
+            <w:vAlign w:val="top"/>
+          </w:tcPr>
+          <w:p>
+            <w:pPr>
+              <w:spacing w:before="20" w:after="20"/>
+            </w:pPr>
+            <w:r>
+              <w:rPr>
+                <w:sz w:val="16"/>
+                <w:szCs w:val="16"/>
+              </w:rPr>
+              <w:t xml:space="preserve">TC-14, TC-13, TC-18 — PASS</w:t>
+            </w:r>
+          </w:p>
+        </w:tc>
+      </w:tr>
+      <w:tr>
+        <w:tc>
+          <w:tcPr>
+            <w:tcW w:w="1314" w:type="dxa"/>
+            <w:vAlign w:val="top"/>
+          </w:tcPr>
+          <w:p>
+            <w:pPr>
+              <w:spacing w:before="20" w:after="20"/>
+            </w:pPr>
+            <w:r>
+              <w:rPr>
+                <w:sz w:val="16"/>
+                <w:szCs w:val="16"/>
+              </w:rPr>
+              <w:t xml:space="preserve">AC-R-12 (Exception)</w:t>
+            </w:r>
+          </w:p>
+        </w:tc>
+        <w:tc>
+          <w:tcPr>
+            <w:tcW w:w="4644" w:type="dxa"/>
+            <w:vAlign w:val="top"/>
+          </w:tcPr>
+          <w:p>
+            <w:pPr>
+              <w:spacing w:before="20" w:after="20"/>
+            </w:pPr>
+            <w:r>
+              <w:rPr>
+                <w:sz w:val="16"/>
+                <w:szCs w:val="16"/>
+              </w:rPr>
+              <w:t xml:space="preserve">Given a referral the Consultant rejects, when the decision is recorded, then the referring organisation is notified and the instance closes without a booking task.</w:t>
+            </w:r>
+          </w:p>
+        </w:tc>
+        <w:tc>
+          <w:tcPr>
+            <w:tcW w:w="1665" w:type="dxa"/>
+            <w:vAlign w:val="top"/>
+          </w:tcPr>
+          <w:p>
+            <w:pPr>
+              <w:spacing w:before="20" w:after="20"/>
+            </w:pPr>
+            <w:r>
+              <w:rPr>
+                <w:sz w:val="16"/>
+                <w:szCs w:val="16"/>
+              </w:rPr>
+              <w:t xml:space="preserve">REQ-07</w:t>
+            </w:r>
+          </w:p>
+        </w:tc>
+        <w:tc>
+          <w:tcPr>
+            <w:tcW w:w="2015" w:type="dxa"/>
+            <w:vAlign w:val="top"/>
+          </w:tcPr>
+          <w:p>
+            <w:pPr>
+              <w:spacing w:before="20" w:after="20"/>
+            </w:pPr>
+            <w:r>
+              <w:rPr>
+                <w:sz w:val="16"/>
+                <w:szCs w:val="16"/>
+              </w:rPr>
+              <w:t xml:space="preserve">TC-03 — PASS</w:t>
+            </w:r>
+          </w:p>
+        </w:tc>
+      </w:tr>
+      <w:tr>
+        <w:tc>
+          <w:tcPr>
+            <w:tcW w:w="1314" w:type="dxa"/>
+            <w:vAlign w:val="top"/>
+          </w:tcPr>
+          <w:p>
+            <w:pPr>
+              <w:spacing w:before="20" w:after="20"/>
+            </w:pPr>
+            <w:r>
+              <w:rPr>
+                <w:sz w:val="16"/>
+                <w:szCs w:val="16"/>
+              </w:rPr>
+              <w:t xml:space="preserve">AC-R-13 (Exception)</w:t>
+            </w:r>
+          </w:p>
+        </w:tc>
+        <w:tc>
+          <w:tcPr>
+            <w:tcW w:w="4644" w:type="dxa"/>
+            <w:vAlign w:val="top"/>
+          </w:tcPr>
+          <w:p>
+            <w:pPr>
+              <w:spacing w:before="20" w:after="20"/>
+            </w:pPr>
+            <w:r>
+              <w:rPr>
+                <w:sz w:val="16"/>
+                <w:szCs w:val="16"/>
+              </w:rPr>
+              <w:t xml:space="preserve">Given a referral the Consultant redirects, when the decision is recorded, then a redirect notice is sent to the other specialist service and the instance closes.</w:t>
+            </w:r>
+          </w:p>
+        </w:tc>
+        <w:tc>
+          <w:tcPr>
+            <w:tcW w:w="1665" w:type="dxa"/>
+            <w:vAlign w:val="top"/>
+          </w:tcPr>
+          <w:p>
+            <w:pPr>
+              <w:spacing w:before="20" w:after="20"/>
+            </w:pPr>
+            <w:r>
+              <w:rPr>
+                <w:sz w:val="16"/>
+                <w:szCs w:val="16"/>
+              </w:rPr>
+              <w:t xml:space="preserve">REQ-07</w:t>
+            </w:r>
+          </w:p>
+        </w:tc>
+        <w:tc>
+          <w:tcPr>
+            <w:tcW w:w="2015" w:type="dxa"/>
+            <w:vAlign w:val="top"/>
+          </w:tcPr>
+          <w:p>
+            <w:pPr>
+              <w:spacing w:before="20" w:after="20"/>
+            </w:pPr>
+            <w:r>
+              <w:rPr>
+                <w:sz w:val="16"/>
+                <w:szCs w:val="16"/>
+              </w:rPr>
+              <w:t xml:space="preserve">TC-04 — PASS</w:t>
+            </w:r>
+          </w:p>
+        </w:tc>
+      </w:tr>
+      <w:tr>
+        <w:tc>
+          <w:tcPr>
+            <w:tcW w:w="1314" w:type="dxa"/>
+            <w:vAlign w:val="top"/>
+          </w:tcPr>
+          <w:p>
+            <w:pPr>
+              <w:spacing w:before="20" w:after="20"/>
+            </w:pPr>
+            <w:r>
+              <w:rPr>
+                <w:sz w:val="16"/>
+                <w:szCs w:val="16"/>
+              </w:rPr>
+              <w:t xml:space="preserve">AC-R-14 (Exception)</w:t>
+            </w:r>
+          </w:p>
+        </w:tc>
+        <w:tc>
+          <w:tcPr>
+            <w:tcW w:w="4644" w:type="dxa"/>
+            <w:vAlign w:val="top"/>
+          </w:tcPr>
+          <w:p>
+            <w:pPr>
+              <w:spacing w:before="20" w:after="20"/>
+            </w:pPr>
+            <w:r>
+              <w:rPr>
+                <w:sz w:val="16"/>
+                <w:szCs w:val="16"/>
+              </w:rPr>
+              <w:t xml:space="preserve">Given no suitable appointment within the requested period, when the slot query returns none, then the case is escalated to the Patient Pathway Coordinator and is not silently booked outside the period.</w:t>
+            </w:r>
+          </w:p>
+        </w:tc>
+        <w:tc>
+          <w:tcPr>
+            <w:tcW w:w="1665" w:type="dxa"/>
+            <w:vAlign w:val="top"/>
+          </w:tcPr>
+          <w:p>
+            <w:pPr>
+              <w:spacing w:before="20" w:after="20"/>
+            </w:pPr>
+            <w:r>
+              <w:rPr>
+                <w:sz w:val="16"/>
+                <w:szCs w:val="16"/>
+              </w:rPr>
+              <w:t xml:space="preserve">REQ-12</w:t>
+            </w:r>
+          </w:p>
+        </w:tc>
+        <w:tc>
+          <w:tcPr>
+            <w:tcW w:w="2015" w:type="dxa"/>
+            <w:vAlign w:val="top"/>
+          </w:tcPr>
+          <w:p>
+            <w:pPr>
+              <w:spacing w:before="20" w:after="20"/>
+            </w:pPr>
+            <w:r>
+              <w:rPr>
+                <w:sz w:val="16"/>
+                <w:szCs w:val="16"/>
+              </w:rPr>
+              <w:t xml:space="preserve">TC-05 — PASS</w:t>
+            </w:r>
+          </w:p>
+        </w:tc>
+      </w:tr>
+      <w:tr>
+        <w:tc>
+          <w:tcPr>
+            <w:tcW w:w="1314" w:type="dxa"/>
+            <w:vAlign w:val="top"/>
+          </w:tcPr>
+          <w:p>
+            <w:pPr>
+              <w:spacing w:before="20" w:after="20"/>
+            </w:pPr>
+            <w:r>
+              <w:rPr>
+                <w:sz w:val="16"/>
+                <w:szCs w:val="16"/>
+              </w:rPr>
+              <w:t xml:space="preserve">AC-R-15 (Exception)</w:t>
+            </w:r>
+          </w:p>
+        </w:tc>
+        <w:tc>
+          <w:tcPr>
+            <w:tcW w:w="4644" w:type="dxa"/>
+            <w:vAlign w:val="top"/>
+          </w:tcPr>
+          <w:p>
+            <w:pPr>
+              <w:spacing w:before="20" w:after="20"/>
+            </w:pPr>
+            <w:r>
+              <w:rPr>
+                <w:sz w:val="16"/>
+                <w:szCs w:val="16"/>
+              </w:rPr>
+              <w:t xml:space="preserve">Given an incomplete or unauthorised Treatment Booking Request, when administrative staff receive it, then it is returned to the clinical team and no treatment capacity is requested.</w:t>
+            </w:r>
+          </w:p>
+        </w:tc>
+        <w:tc>
+          <w:tcPr>
+            <w:tcW w:w="1665" w:type="dxa"/>
+            <w:vAlign w:val="top"/>
+          </w:tcPr>
+          <w:p>
+            <w:pPr>
+              <w:spacing w:before="20" w:after="20"/>
+            </w:pPr>
+            <w:r>
+              <w:rPr>
+                <w:sz w:val="16"/>
+                <w:szCs w:val="16"/>
+              </w:rPr>
+              <w:t xml:space="preserve">REQ-14</w:t>
+            </w:r>
+          </w:p>
+        </w:tc>
+        <w:tc>
+          <w:tcPr>
+            <w:tcW w:w="2015" w:type="dxa"/>
+            <w:vAlign w:val="top"/>
+          </w:tcPr>
+          <w:p>
+            <w:pPr>
+              <w:spacing w:before="20" w:after="20"/>
+            </w:pPr>
+            <w:r>
+              <w:rPr>
+                <w:sz w:val="16"/>
+                <w:szCs w:val="16"/>
+              </w:rPr>
+              <w:t xml:space="preserve">TC-10 — PASS</w:t>
+            </w:r>
+          </w:p>
+        </w:tc>
+      </w:tr>
+      <w:tr>
+        <w:tc>
+          <w:tcPr>
+            <w:tcW w:w="1314" w:type="dxa"/>
+            <w:vAlign w:val="top"/>
+          </w:tcPr>
+          <w:p>
+            <w:pPr>
+              <w:spacing w:before="20" w:after="20"/>
+            </w:pPr>
+            <w:r>
+              <w:rPr>
+                <w:sz w:val="16"/>
+                <w:szCs w:val="16"/>
+              </w:rPr>
+              <w:t xml:space="preserve">AC-R-16 (Exception)</w:t>
+            </w:r>
+          </w:p>
+        </w:tc>
+        <w:tc>
+          <w:tcPr>
+            <w:tcW w:w="4644" w:type="dxa"/>
+            <w:vAlign w:val="top"/>
+          </w:tcPr>
+          <w:p>
+            <w:pPr>
+              <w:spacing w:before="20" w:after="20"/>
+            </w:pPr>
+            <w:r>
+              <w:rPr>
+                <w:sz w:val="16"/>
+                <w:szCs w:val="16"/>
+              </w:rPr>
+              <w:t xml:space="preserve">Given a declined payment, when the outcome is recorded, then the patient and the responsible team are notified, and a further payment attempt is permitted without a second appointment or a second charge.</w:t>
+            </w:r>
+          </w:p>
+        </w:tc>
+        <w:tc>
+          <w:tcPr>
+            <w:tcW w:w="1665" w:type="dxa"/>
+            <w:vAlign w:val="top"/>
+          </w:tcPr>
+          <w:p>
+            <w:pPr>
+              <w:spacing w:before="20" w:after="20"/>
+            </w:pPr>
+            <w:r>
+              <w:rPr>
+                <w:sz w:val="16"/>
+                <w:szCs w:val="16"/>
               </w:rPr>
               <w:t xml:space="preserve">REQ-22, BR-05</w:t>
             </w:r>
@@ -4150,63 +5240,73 @@
         </w:tc>
         <w:tc>
           <w:tcPr>
-            <w:tcW w:w="4243" w:type="dxa"/>
-            <w:vAlign w:val="top"/>
-          </w:tcPr>
-          <w:p>
-            <w:pPr>
-              <w:spacing w:before="20" w:after="20"/>
-            </w:pPr>
-            <w:r>
-              <w:rPr>
-                <w:sz w:val="21"/>
-                <w:szCs w:val="21"/>
-              </w:rPr>
-              <w:t xml:space="preserve">TC-15</w:t>
-            </w:r>
-          </w:p>
-        </w:tc>
-      </w:tr>
-      <w:tr>
-        <w:tc>
-          <w:tcPr>
-            <w:tcW w:w="4243" w:type="dxa"/>
-            <w:vAlign w:val="top"/>
-          </w:tcPr>
-          <w:p>
-            <w:pPr>
-              <w:spacing w:before="20" w:after="20"/>
-            </w:pPr>
-            <w:r>
-              <w:rPr>
-                <w:sz w:val="21"/>
-                <w:szCs w:val="21"/>
-              </w:rPr>
-              <w:t xml:space="preserve">AC-R-12 Given a payment the provider took but whose confirmation was not returned, when the failure is detected, then the transaction is marked for investigation and </w:t>
-            </w:r>
-            <w:r>
-              <w:rPr>
-                <w:b/>
-                <w:sz w:val="21"/>
-                <w:szCs w:val="21"/>
-              </w:rPr>
-              <w:t xml:space="preserve">no second payment request is raised</w:t>
-            </w:r>
-          </w:p>
-        </w:tc>
-        <w:tc>
-          <w:tcPr>
-            <w:tcW w:w="1152" w:type="dxa"/>
-            <w:vAlign w:val="top"/>
-          </w:tcPr>
-          <w:p>
-            <w:pPr>
-              <w:spacing w:before="20" w:after="20"/>
-            </w:pPr>
-            <w:r>
-              <w:rPr>
-                <w:sz w:val="21"/>
-                <w:szCs w:val="21"/>
+            <w:tcW w:w="2015" w:type="dxa"/>
+            <w:vAlign w:val="top"/>
+          </w:tcPr>
+          <w:p>
+            <w:pPr>
+              <w:spacing w:before="20" w:after="20"/>
+            </w:pPr>
+            <w:r>
+              <w:rPr>
+                <w:sz w:val="16"/>
+                <w:szCs w:val="16"/>
+              </w:rPr>
+              <w:t xml:space="preserve">TC-15 — PASS</w:t>
+            </w:r>
+          </w:p>
+        </w:tc>
+      </w:tr>
+      <w:tr>
+        <w:tc>
+          <w:tcPr>
+            <w:tcW w:w="1314" w:type="dxa"/>
+            <w:vAlign w:val="top"/>
+          </w:tcPr>
+          <w:p>
+            <w:pPr>
+              <w:spacing w:before="20" w:after="20"/>
+            </w:pPr>
+            <w:r>
+              <w:rPr>
+                <w:sz w:val="16"/>
+                <w:szCs w:val="16"/>
+              </w:rPr>
+              <w:t xml:space="preserve">AC-R-17 (Exception)</w:t>
+            </w:r>
+          </w:p>
+        </w:tc>
+        <w:tc>
+          <w:tcPr>
+            <w:tcW w:w="4644" w:type="dxa"/>
+            <w:vAlign w:val="top"/>
+          </w:tcPr>
+          <w:p>
+            <w:pPr>
+              <w:spacing w:before="20" w:after="20"/>
+            </w:pPr>
+            <w:r>
+              <w:rPr>
+                <w:sz w:val="16"/>
+                <w:szCs w:val="16"/>
+              </w:rPr>
+              <w:t xml:space="preserve">Given a payment the provider took but whose confirmation was not returned, when the failure is detected, then the transaction is marked for investigation and no second payment request is raised.</w:t>
+            </w:r>
+          </w:p>
+        </w:tc>
+        <w:tc>
+          <w:tcPr>
+            <w:tcW w:w="1665" w:type="dxa"/>
+            <w:vAlign w:val="top"/>
+          </w:tcPr>
+          <w:p>
+            <w:pPr>
+              <w:spacing w:before="20" w:after="20"/>
+            </w:pPr>
+            <w:r>
+              <w:rPr>
+                <w:sz w:val="16"/>
+                <w:szCs w:val="16"/>
               </w:rPr>
               <w:t xml:space="preserve">REQ-23, BR-06</w:t>
             </w:r>
@@ -4214,75 +5314,833 @@
         </w:tc>
         <w:tc>
           <w:tcPr>
-            <w:tcW w:w="4243" w:type="dxa"/>
-            <w:vAlign w:val="top"/>
-          </w:tcPr>
-          <w:p>
-            <w:pPr>
-              <w:spacing w:before="20" w:after="20"/>
-            </w:pPr>
-            <w:r>
-              <w:rPr>
-                <w:sz w:val="21"/>
-                <w:szCs w:val="21"/>
-              </w:rPr>
-              <w:t xml:space="preserve">TC-16</w:t>
-            </w:r>
-          </w:p>
-        </w:tc>
-      </w:tr>
-      <w:tr>
-        <w:tc>
-          <w:tcPr>
-            <w:tcW w:w="4243" w:type="dxa"/>
-            <w:vAlign w:val="top"/>
-          </w:tcPr>
-          <w:p>
-            <w:pPr>
-              <w:spacing w:before="20" w:after="20"/>
-            </w:pPr>
-            <w:r>
-              <w:rPr>
-                <w:sz w:val="21"/>
-                <w:szCs w:val="21"/>
-              </w:rPr>
-              <w:t xml:space="preserve">AC-R-19 Given any payment channel, when a transaction is recorded, then no complete card number, security code or equivalent sensitive authentication data is persisted</w:t>
-            </w:r>
-          </w:p>
-        </w:tc>
-        <w:tc>
-          <w:tcPr>
-            <w:tcW w:w="1152" w:type="dxa"/>
-            <w:vAlign w:val="top"/>
-          </w:tcPr>
-          <w:p>
-            <w:pPr>
-              <w:spacing w:before="20" w:after="20"/>
-            </w:pPr>
-            <w:r>
-              <w:rPr>
-                <w:sz w:val="21"/>
-                <w:szCs w:val="21"/>
-              </w:rPr>
-              <w:t xml:space="preserve">REQ-21, CN-01</w:t>
-            </w:r>
-          </w:p>
-        </w:tc>
-        <w:tc>
-          <w:tcPr>
-            <w:tcW w:w="4243" w:type="dxa"/>
-            <w:vAlign w:val="top"/>
-          </w:tcPr>
-          <w:p>
-            <w:pPr>
-              <w:spacing w:before="20" w:after="20"/>
-            </w:pPr>
-            <w:r>
-              <w:rPr>
-                <w:sz w:val="21"/>
-                <w:szCs w:val="21"/>
-              </w:rPr>
-              <w:t xml:space="preserve">design inspection; no test case, and this is stated rather than implied</w:t>
+            <w:tcW w:w="2015" w:type="dxa"/>
+            <w:vAlign w:val="top"/>
+          </w:tcPr>
+          <w:p>
+            <w:pPr>
+              <w:spacing w:before="20" w:after="20"/>
+            </w:pPr>
+            <w:r>
+              <w:rPr>
+                <w:sz w:val="16"/>
+                <w:szCs w:val="16"/>
+              </w:rPr>
+              <w:t xml:space="preserve">TC-16 — PASS</w:t>
+            </w:r>
+          </w:p>
+        </w:tc>
+      </w:tr>
+      <w:tr>
+        <w:tc>
+          <w:tcPr>
+            <w:tcW w:w="1314" w:type="dxa"/>
+            <w:vAlign w:val="top"/>
+          </w:tcPr>
+          <w:p>
+            <w:pPr>
+              <w:spacing w:before="20" w:after="20"/>
+            </w:pPr>
+            <w:r>
+              <w:rPr>
+                <w:sz w:val="16"/>
+                <w:szCs w:val="16"/>
+              </w:rPr>
+              <w:t xml:space="preserve">AC-R-18 (Exception)</w:t>
+            </w:r>
+          </w:p>
+        </w:tc>
+        <w:tc>
+          <w:tcPr>
+            <w:tcW w:w="4644" w:type="dxa"/>
+            <w:vAlign w:val="top"/>
+          </w:tcPr>
+          <w:p>
+            <w:pPr>
+              <w:spacing w:before="20" w:after="20"/>
+            </w:pPr>
+            <w:r>
+              <w:rPr>
+                <w:sz w:val="16"/>
+                <w:szCs w:val="16"/>
+              </w:rPr>
+              <w:t xml:space="preserve">Given urgent treatment that cannot wait for confirmed payment, when clinical staff authorise it, then the reason is recorded and the case is referred to Finance for resolution.</w:t>
+            </w:r>
+          </w:p>
+        </w:tc>
+        <w:tc>
+          <w:tcPr>
+            <w:tcW w:w="1665" w:type="dxa"/>
+            <w:vAlign w:val="top"/>
+          </w:tcPr>
+          <w:p>
+            <w:pPr>
+              <w:spacing w:before="20" w:after="20"/>
+            </w:pPr>
+            <w:r>
+              <w:rPr>
+                <w:sz w:val="16"/>
+                <w:szCs w:val="16"/>
+              </w:rPr>
+              <w:t xml:space="preserve">REQ-24</w:t>
+            </w:r>
+          </w:p>
+        </w:tc>
+        <w:tc>
+          <w:tcPr>
+            <w:tcW w:w="2015" w:type="dxa"/>
+            <w:vAlign w:val="top"/>
+          </w:tcPr>
+          <w:p>
+            <w:pPr>
+              <w:spacing w:before="20" w:after="20"/>
+            </w:pPr>
+            <w:r>
+              <w:rPr>
+                <w:sz w:val="16"/>
+                <w:szCs w:val="16"/>
+              </w:rPr>
+              <w:t xml:space="preserve">TC-17 — PASS</w:t>
+            </w:r>
+          </w:p>
+        </w:tc>
+      </w:tr>
+      <w:tr>
+        <w:tc>
+          <w:tcPr>
+            <w:tcW w:w="1314" w:type="dxa"/>
+            <w:vAlign w:val="top"/>
+          </w:tcPr>
+          <w:p>
+            <w:pPr>
+              <w:spacing w:before="20" w:after="20"/>
+            </w:pPr>
+            <w:r>
+              <w:rPr>
+                <w:sz w:val="16"/>
+                <w:szCs w:val="16"/>
+              </w:rPr>
+              <w:t xml:space="preserve">AC-R-19 (Exception)</w:t>
+            </w:r>
+          </w:p>
+        </w:tc>
+        <w:tc>
+          <w:tcPr>
+            <w:tcW w:w="4644" w:type="dxa"/>
+            <w:vAlign w:val="top"/>
+          </w:tcPr>
+          <w:p>
+            <w:pPr>
+              <w:spacing w:before="20" w:after="20"/>
+            </w:pPr>
+            <w:r>
+              <w:rPr>
+                <w:sz w:val="16"/>
+                <w:szCs w:val="16"/>
+              </w:rPr>
+              <w:t xml:space="preserve">Given a treatment that requires no advance payment, when the schedule is confirmed, then no payment task is created and no payment record is written.</w:t>
+            </w:r>
+          </w:p>
+        </w:tc>
+        <w:tc>
+          <w:tcPr>
+            <w:tcW w:w="1665" w:type="dxa"/>
+            <w:vAlign w:val="top"/>
+          </w:tcPr>
+          <w:p>
+            <w:pPr>
+              <w:spacing w:before="20" w:after="20"/>
+            </w:pPr>
+            <w:r>
+              <w:rPr>
+                <w:sz w:val="16"/>
+                <w:szCs w:val="16"/>
+              </w:rPr>
+              <w:t xml:space="preserve">REQ-19</w:t>
+            </w:r>
+          </w:p>
+        </w:tc>
+        <w:tc>
+          <w:tcPr>
+            <w:tcW w:w="2015" w:type="dxa"/>
+            <w:vAlign w:val="top"/>
+          </w:tcPr>
+          <w:p>
+            <w:pPr>
+              <w:spacing w:before="20" w:after="20"/>
+            </w:pPr>
+            <w:r>
+              <w:rPr>
+                <w:sz w:val="16"/>
+                <w:szCs w:val="16"/>
+              </w:rPr>
+              <w:t xml:space="preserve">TC-18 — PASS</w:t>
+            </w:r>
+          </w:p>
+        </w:tc>
+      </w:tr>
+      <w:tr>
+        <w:tc>
+          <w:tcPr>
+            <w:tcW w:w="1314" w:type="dxa"/>
+            <w:vAlign w:val="top"/>
+          </w:tcPr>
+          <w:p>
+            <w:pPr>
+              <w:spacing w:before="20" w:after="20"/>
+            </w:pPr>
+            <w:r>
+              <w:rPr>
+                <w:sz w:val="16"/>
+                <w:szCs w:val="16"/>
+              </w:rPr>
+              <w:t xml:space="preserve">AC-R-20 (Exception)</w:t>
+            </w:r>
+          </w:p>
+        </w:tc>
+        <w:tc>
+          <w:tcPr>
+            <w:tcW w:w="4644" w:type="dxa"/>
+            <w:vAlign w:val="top"/>
+          </w:tcPr>
+          <w:p>
+            <w:pPr>
+              <w:spacing w:before="20" w:after="20"/>
+            </w:pPr>
+            <w:r>
+              <w:rPr>
+                <w:sz w:val="16"/>
+                <w:szCs w:val="16"/>
+              </w:rPr>
+              <w:t xml:space="preserve">Given missing referral information, when the request is sent to the referring organisation, then the returned referral re-enters the completeness check and can proceed to clinical review.</w:t>
+            </w:r>
+          </w:p>
+        </w:tc>
+        <w:tc>
+          <w:tcPr>
+            <w:tcW w:w="1665" w:type="dxa"/>
+            <w:vAlign w:val="top"/>
+          </w:tcPr>
+          <w:p>
+            <w:pPr>
+              <w:spacing w:before="20" w:after="20"/>
+            </w:pPr>
+            <w:r>
+              <w:rPr>
+                <w:sz w:val="16"/>
+                <w:szCs w:val="16"/>
+              </w:rPr>
+              <w:t xml:space="preserve">REQ-03</w:t>
+            </w:r>
+          </w:p>
+        </w:tc>
+        <w:tc>
+          <w:tcPr>
+            <w:tcW w:w="2015" w:type="dxa"/>
+            <w:vAlign w:val="top"/>
+          </w:tcPr>
+          <w:p>
+            <w:pPr>
+              <w:spacing w:before="20" w:after="20"/>
+            </w:pPr>
+            <w:r>
+              <w:rPr>
+                <w:sz w:val="16"/>
+                <w:szCs w:val="16"/>
+              </w:rPr>
+              <w:t xml:space="preserve">TC-02 — PASS</w:t>
+            </w:r>
+          </w:p>
+        </w:tc>
+      </w:tr>
+      <w:tr>
+        <w:tc>
+          <w:tcPr>
+            <w:tcW w:w="1314" w:type="dxa"/>
+            <w:vAlign w:val="top"/>
+          </w:tcPr>
+          <w:p>
+            <w:pPr>
+              <w:spacing w:before="20" w:after="20"/>
+            </w:pPr>
+            <w:r>
+              <w:rPr>
+                <w:sz w:val="16"/>
+                <w:szCs w:val="16"/>
+              </w:rPr>
+              <w:t xml:space="preserve">AC-R-21 (Business rule)</w:t>
+            </w:r>
+          </w:p>
+        </w:tc>
+        <w:tc>
+          <w:tcPr>
+            <w:tcW w:w="4644" w:type="dxa"/>
+            <w:vAlign w:val="top"/>
+          </w:tcPr>
+          <w:p>
+            <w:pPr>
+              <w:spacing w:before="20" w:after="20"/>
+            </w:pPr>
+            <w:r>
+              <w:rPr>
+                <w:sz w:val="16"/>
+                <w:szCs w:val="16"/>
+              </w:rPr>
+              <w:t xml:space="preserve">Given any referral, when a decision is made, then only a Consultant can accept, reject, request further information or redirect; medical secretaries cannot record a clinical decision.</w:t>
+            </w:r>
+          </w:p>
+        </w:tc>
+        <w:tc>
+          <w:tcPr>
+            <w:tcW w:w="1665" w:type="dxa"/>
+            <w:vAlign w:val="top"/>
+          </w:tcPr>
+          <w:p>
+            <w:pPr>
+              <w:spacing w:before="20" w:after="20"/>
+            </w:pPr>
+            <w:r>
+              <w:rPr>
+                <w:sz w:val="16"/>
+                <w:szCs w:val="16"/>
+              </w:rPr>
+              <w:t xml:space="preserve">REQ-04</w:t>
+            </w:r>
+          </w:p>
+        </w:tc>
+        <w:tc>
+          <w:tcPr>
+            <w:tcW w:w="2015" w:type="dxa"/>
+            <w:vAlign w:val="top"/>
+          </w:tcPr>
+          <w:p>
+            <w:pPr>
+              <w:spacing w:before="20" w:after="20"/>
+            </w:pPr>
+            <w:r>
+              <w:rPr>
+                <w:sz w:val="16"/>
+                <w:szCs w:val="16"/>
+              </w:rPr>
+              <w:t xml:space="preserve">TC-01, TC-03, TC-04; design inspection — PASS</w:t>
+            </w:r>
+          </w:p>
+        </w:tc>
+      </w:tr>
+      <w:tr>
+        <w:tc>
+          <w:tcPr>
+            <w:tcW w:w="1314" w:type="dxa"/>
+            <w:vAlign w:val="top"/>
+          </w:tcPr>
+          <w:p>
+            <w:pPr>
+              <w:spacing w:before="20" w:after="20"/>
+            </w:pPr>
+            <w:r>
+              <w:rPr>
+                <w:sz w:val="16"/>
+                <w:szCs w:val="16"/>
+              </w:rPr>
+              <w:t xml:space="preserve">AC-R-22 (Business rule)</w:t>
+            </w:r>
+          </w:p>
+        </w:tc>
+        <w:tc>
+          <w:tcPr>
+            <w:tcW w:w="4644" w:type="dxa"/>
+            <w:vAlign w:val="top"/>
+          </w:tcPr>
+          <w:p>
+            <w:pPr>
+              <w:spacing w:before="20" w:after="20"/>
+            </w:pPr>
+            <w:r>
+              <w:rPr>
+                <w:sz w:val="16"/>
+                <w:szCs w:val="16"/>
+              </w:rPr>
+              <w:t xml:space="preserve">Given an appointment date, when the 14-day threshold is evaluated, then the threshold is a fixed rule (not a manual choice) and the telephone branch is the only branch that creates a telephone task.</w:t>
+            </w:r>
+          </w:p>
+        </w:tc>
+        <w:tc>
+          <w:tcPr>
+            <w:tcW w:w="1665" w:type="dxa"/>
+            <w:vAlign w:val="top"/>
+          </w:tcPr>
+          <w:p>
+            <w:pPr>
+              <w:spacing w:before="20" w:after="20"/>
+            </w:pPr>
+            <w:r>
+              <w:rPr>
+                <w:sz w:val="16"/>
+                <w:szCs w:val="16"/>
+              </w:rPr>
+              <w:t xml:space="preserve">REQ-09, BR-02</w:t>
+            </w:r>
+          </w:p>
+        </w:tc>
+        <w:tc>
+          <w:tcPr>
+            <w:tcW w:w="2015" w:type="dxa"/>
+            <w:vAlign w:val="top"/>
+          </w:tcPr>
+          <w:p>
+            <w:pPr>
+              <w:spacing w:before="20" w:after="20"/>
+            </w:pPr>
+            <w:r>
+              <w:rPr>
+                <w:sz w:val="16"/>
+                <w:szCs w:val="16"/>
+              </w:rPr>
+              <w:t xml:space="preserve">TC-06, TC-07 — PASS</w:t>
+            </w:r>
+          </w:p>
+        </w:tc>
+      </w:tr>
+      <w:tr>
+        <w:tc>
+          <w:tcPr>
+            <w:tcW w:w="1314" w:type="dxa"/>
+            <w:vAlign w:val="top"/>
+          </w:tcPr>
+          <w:p>
+            <w:pPr>
+              <w:spacing w:before="20" w:after="20"/>
+            </w:pPr>
+            <w:r>
+              <w:rPr>
+                <w:sz w:val="16"/>
+                <w:szCs w:val="16"/>
+              </w:rPr>
+              <w:t xml:space="preserve">AC-R-23 (Business rule)</w:t>
+            </w:r>
+          </w:p>
+        </w:tc>
+        <w:tc>
+          <w:tcPr>
+            <w:tcW w:w="4644" w:type="dxa"/>
+            <w:vAlign w:val="top"/>
+          </w:tcPr>
+          <w:p>
+            <w:pPr>
+              <w:spacing w:before="20" w:after="20"/>
+            </w:pPr>
+            <w:r>
+              <w:rPr>
+                <w:sz w:val="16"/>
+                <w:szCs w:val="16"/>
+              </w:rPr>
+              <w:t xml:space="preserve">Given a clinic letter, when administrative staff process it, then they may correct formatting but cannot change clinical meaning; any suspected clinical error is returned to the Consultant.</w:t>
+            </w:r>
+          </w:p>
+        </w:tc>
+        <w:tc>
+          <w:tcPr>
+            <w:tcW w:w="1665" w:type="dxa"/>
+            <w:vAlign w:val="top"/>
+          </w:tcPr>
+          <w:p>
+            <w:pPr>
+              <w:spacing w:before="20" w:after="20"/>
+            </w:pPr>
+            <w:r>
+              <w:rPr>
+                <w:sz w:val="16"/>
+                <w:szCs w:val="16"/>
+              </w:rPr>
+              <w:t xml:space="preserve">REQ-32</w:t>
+            </w:r>
+          </w:p>
+        </w:tc>
+        <w:tc>
+          <w:tcPr>
+            <w:tcW w:w="2015" w:type="dxa"/>
+            <w:vAlign w:val="top"/>
+          </w:tcPr>
+          <w:p>
+            <w:pPr>
+              <w:spacing w:before="20" w:after="20"/>
+            </w:pPr>
+            <w:r>
+              <w:rPr>
+                <w:sz w:val="16"/>
+                <w:szCs w:val="16"/>
+              </w:rPr>
+              <w:t xml:space="preserve">design inspection (S3 lanes + return path) — PASS</w:t>
+            </w:r>
+          </w:p>
+        </w:tc>
+      </w:tr>
+      <w:tr>
+        <w:tc>
+          <w:tcPr>
+            <w:tcW w:w="1314" w:type="dxa"/>
+            <w:vAlign w:val="top"/>
+          </w:tcPr>
+          <w:p>
+            <w:pPr>
+              <w:spacing w:before="20" w:after="20"/>
+            </w:pPr>
+            <w:r>
+              <w:rPr>
+                <w:sz w:val="16"/>
+                <w:szCs w:val="16"/>
+              </w:rPr>
+              <w:t xml:space="preserve">AC-R-24 (Business rule)</w:t>
+            </w:r>
+          </w:p>
+        </w:tc>
+        <w:tc>
+          <w:tcPr>
+            <w:tcW w:w="4644" w:type="dxa"/>
+            <w:vAlign w:val="top"/>
+          </w:tcPr>
+          <w:p>
+            <w:pPr>
+              <w:spacing w:before="20" w:after="20"/>
+            </w:pPr>
+            <w:r>
+              <w:rPr>
+                <w:sz w:val="16"/>
+                <w:szCs w:val="16"/>
+              </w:rPr>
+              <w:t xml:space="preserve">Given a refund decision, when it is made, then it is made by an authorised member of the Finance Team, and clinical staff cannot approve a refund unless they also hold financial authority.</w:t>
+            </w:r>
+          </w:p>
+        </w:tc>
+        <w:tc>
+          <w:tcPr>
+            <w:tcW w:w="1665" w:type="dxa"/>
+            <w:vAlign w:val="top"/>
+          </w:tcPr>
+          <w:p>
+            <w:pPr>
+              <w:spacing w:before="20" w:after="20"/>
+            </w:pPr>
+            <w:r>
+              <w:rPr>
+                <w:sz w:val="16"/>
+                <w:szCs w:val="16"/>
+              </w:rPr>
+              <w:t xml:space="preserve">REQ-25</w:t>
+            </w:r>
+          </w:p>
+        </w:tc>
+        <w:tc>
+          <w:tcPr>
+            <w:tcW w:w="2015" w:type="dxa"/>
+            <w:vAlign w:val="top"/>
+          </w:tcPr>
+          <w:p>
+            <w:pPr>
+              <w:spacing w:before="20" w:after="20"/>
+            </w:pPr>
+            <w:r>
+              <w:rPr>
+                <w:sz w:val="16"/>
+                <w:szCs w:val="16"/>
+              </w:rPr>
+              <w:t xml:space="preserve">design inspection; refund branch not executed — PARTIAL</w:t>
+            </w:r>
+          </w:p>
+        </w:tc>
+      </w:tr>
+      <w:tr>
+        <w:tc>
+          <w:tcPr>
+            <w:tcW w:w="1314" w:type="dxa"/>
+            <w:vAlign w:val="top"/>
+          </w:tcPr>
+          <w:p>
+            <w:pPr>
+              <w:spacing w:before="20" w:after="20"/>
+            </w:pPr>
+            <w:r>
+              <w:rPr>
+                <w:sz w:val="16"/>
+                <w:szCs w:val="16"/>
+              </w:rPr>
+              <w:t xml:space="preserve">AC-R-25 (Business rule)</w:t>
+            </w:r>
+          </w:p>
+        </w:tc>
+        <w:tc>
+          <w:tcPr>
+            <w:tcW w:w="4644" w:type="dxa"/>
+            <w:vAlign w:val="top"/>
+          </w:tcPr>
+          <w:p>
+            <w:pPr>
+              <w:spacing w:before="20" w:after="20"/>
+            </w:pPr>
+            <w:r>
+              <w:rPr>
+                <w:sz w:val="16"/>
+                <w:szCs w:val="16"/>
+              </w:rPr>
+              <w:t xml:space="preserve">Given a treatment change, when it is requested, then a formal Treatment Modification Request is required; email or telephone requests are not processed, and urgent postponements are retrospectively authorised.</w:t>
+            </w:r>
+          </w:p>
+        </w:tc>
+        <w:tc>
+          <w:tcPr>
+            <w:tcW w:w="1665" w:type="dxa"/>
+            <w:vAlign w:val="top"/>
+          </w:tcPr>
+          <w:p>
+            <w:pPr>
+              <w:spacing w:before="20" w:after="20"/>
+            </w:pPr>
+            <w:r>
+              <w:rPr>
+                <w:sz w:val="16"/>
+                <w:szCs w:val="16"/>
+              </w:rPr>
+              <w:t xml:space="preserve">REQ-28, REQ-29</w:t>
+            </w:r>
+          </w:p>
+        </w:tc>
+        <w:tc>
+          <w:tcPr>
+            <w:tcW w:w="2015" w:type="dxa"/>
+            <w:vAlign w:val="top"/>
+          </w:tcPr>
+          <w:p>
+            <w:pPr>
+              <w:spacing w:before="20" w:after="20"/>
+            </w:pPr>
+            <w:r>
+              <w:rPr>
+                <w:sz w:val="16"/>
+                <w:szCs w:val="16"/>
+              </w:rPr>
+              <w:t xml:space="preserve">design inspection; modification branch not executed — NOT RUN</w:t>
+            </w:r>
+          </w:p>
+        </w:tc>
+      </w:tr>
+      <w:tr>
+        <w:tc>
+          <w:tcPr>
+            <w:tcW w:w="1314" w:type="dxa"/>
+            <w:vAlign w:val="top"/>
+          </w:tcPr>
+          <w:p>
+            <w:pPr>
+              <w:spacing w:before="20" w:after="20"/>
+            </w:pPr>
+            <w:r>
+              <w:rPr>
+                <w:sz w:val="16"/>
+                <w:szCs w:val="16"/>
+              </w:rPr>
+              <w:t xml:space="preserve">AC-R-26 (NFR)</w:t>
+            </w:r>
+          </w:p>
+        </w:tc>
+        <w:tc>
+          <w:tcPr>
+            <w:tcW w:w="4644" w:type="dxa"/>
+            <w:vAlign w:val="top"/>
+          </w:tcPr>
+          <w:p>
+            <w:pPr>
+              <w:spacing w:before="20" w:after="20"/>
+            </w:pPr>
+            <w:r>
+              <w:rPr>
+                <w:sz w:val="16"/>
+                <w:szCs w:val="16"/>
+              </w:rPr>
+              <w:t xml:space="preserve">Given any user, when they open Tasklist, then they see only the tasks for their candidate group; a user with no authorisation sees zero tasks, and each task is routed to exactly one role.</w:t>
+            </w:r>
+          </w:p>
+        </w:tc>
+        <w:tc>
+          <w:tcPr>
+            <w:tcW w:w="1665" w:type="dxa"/>
+            <w:vAlign w:val="top"/>
+          </w:tcPr>
+          <w:p>
+            <w:pPr>
+              <w:spacing w:before="20" w:after="20"/>
+            </w:pPr>
+            <w:r>
+              <w:rPr>
+                <w:sz w:val="16"/>
+                <w:szCs w:val="16"/>
+              </w:rPr>
+              <w:t xml:space="preserve">REQ-36</w:t>
+            </w:r>
+          </w:p>
+        </w:tc>
+        <w:tc>
+          <w:tcPr>
+            <w:tcW w:w="2015" w:type="dxa"/>
+            <w:vAlign w:val="top"/>
+          </w:tcPr>
+          <w:p>
+            <w:pPr>
+              <w:spacing w:before="20" w:after="20"/>
+            </w:pPr>
+            <w:r>
+              <w:rPr>
+                <w:sz w:val="16"/>
+                <w:szCs w:val="16"/>
+              </w:rPr>
+              <w:t xml:space="preserve">not executed — RBAC not configured in build 1.0 — NOT RUN</w:t>
+            </w:r>
+          </w:p>
+        </w:tc>
+      </w:tr>
+      <w:tr>
+        <w:tc>
+          <w:tcPr>
+            <w:tcW w:w="1314" w:type="dxa"/>
+            <w:vAlign w:val="top"/>
+          </w:tcPr>
+          <w:p>
+            <w:pPr>
+              <w:spacing w:before="20" w:after="20"/>
+            </w:pPr>
+            <w:r>
+              <w:rPr>
+                <w:sz w:val="16"/>
+                <w:szCs w:val="16"/>
+              </w:rPr>
+              <w:t xml:space="preserve">AC-R-27 (NFR)</w:t>
+            </w:r>
+          </w:p>
+        </w:tc>
+        <w:tc>
+          <w:tcPr>
+            <w:tcW w:w="4644" w:type="dxa"/>
+            <w:vAlign w:val="top"/>
+          </w:tcPr>
+          <w:p>
+            <w:pPr>
+              <w:spacing w:before="20" w:after="20"/>
+            </w:pPr>
+            <w:r>
+              <w:rPr>
+                <w:sz w:val="16"/>
+                <w:szCs w:val="16"/>
+              </w:rPr>
+              <w:t xml:space="preserve">Given any significant action, when it is recorded, then the audit record identifies the user, date, time and action and cannot be updated or deleted through the application.</w:t>
+            </w:r>
+          </w:p>
+        </w:tc>
+        <w:tc>
+          <w:tcPr>
+            <w:tcW w:w="1665" w:type="dxa"/>
+            <w:vAlign w:val="top"/>
+          </w:tcPr>
+          <w:p>
+            <w:pPr>
+              <w:spacing w:before="20" w:after="20"/>
+            </w:pPr>
+            <w:r>
+              <w:rPr>
+                <w:sz w:val="16"/>
+                <w:szCs w:val="16"/>
+              </w:rPr>
+              <w:t xml:space="preserve">REQ-37</w:t>
+            </w:r>
+          </w:p>
+        </w:tc>
+        <w:tc>
+          <w:tcPr>
+            <w:tcW w:w="2015" w:type="dxa"/>
+            <w:vAlign w:val="top"/>
+          </w:tcPr>
+          <w:p>
+            <w:pPr>
+              <w:spacing w:before="20" w:after="20"/>
+            </w:pPr>
+            <w:r>
+              <w:rPr>
+                <w:sz w:val="16"/>
+                <w:szCs w:val="16"/>
+              </w:rPr>
+              <w:t xml:space="preserve">not executed — immutable audit store not implemented in build 1.0 — NOT RUN</w:t>
+            </w:r>
+          </w:p>
+        </w:tc>
+      </w:tr>
+      <w:tr>
+        <w:tc>
+          <w:tcPr>
+            <w:tcW w:w="1314" w:type="dxa"/>
+            <w:vAlign w:val="top"/>
+          </w:tcPr>
+          <w:p>
+            <w:pPr>
+              <w:spacing w:before="20" w:after="20"/>
+            </w:pPr>
+            <w:r>
+              <w:rPr>
+                <w:sz w:val="16"/>
+                <w:szCs w:val="16"/>
+              </w:rPr>
+              <w:t xml:space="preserve">AC-R-28 (NFR)</w:t>
+            </w:r>
+          </w:p>
+        </w:tc>
+        <w:tc>
+          <w:tcPr>
+            <w:tcW w:w="4644" w:type="dxa"/>
+            <w:vAlign w:val="top"/>
+          </w:tcPr>
+          <w:p>
+            <w:pPr>
+              <w:spacing w:before="20" w:after="20"/>
+            </w:pPr>
+            <w:r>
+              <w:rPr>
+                <w:sz w:val="16"/>
+                <w:szCs w:val="16"/>
+              </w:rPr>
+              <w:t xml:space="preserve">Given any payment channel, when a transaction is recorded, then no complete card number, security code or equivalent sensitive authentication data is persisted.</w:t>
+            </w:r>
+          </w:p>
+        </w:tc>
+        <w:tc>
+          <w:tcPr>
+            <w:tcW w:w="1665" w:type="dxa"/>
+            <w:vAlign w:val="top"/>
+          </w:tcPr>
+          <w:p>
+            <w:pPr>
+              <w:spacing w:before="20" w:after="20"/>
+            </w:pPr>
+            <w:r>
+              <w:rPr>
+                <w:sz w:val="16"/>
+                <w:szCs w:val="16"/>
+              </w:rPr>
+              <w:t xml:space="preserve">REQ-21</w:t>
+            </w:r>
+          </w:p>
+        </w:tc>
+        <w:tc>
+          <w:tcPr>
+            <w:tcW w:w="2015" w:type="dxa"/>
+            <w:vAlign w:val="top"/>
+          </w:tcPr>
+          <w:p>
+            <w:pPr>
+              <w:spacing w:before="20" w:after="20"/>
+            </w:pPr>
+            <w:r>
+              <w:rPr>
+                <w:sz w:val="16"/>
+                <w:szCs w:val="16"/>
+              </w:rPr>
+              <w:t xml:space="preserve">design inspection: only reference, amount, date are stored — PASS</w:t>
             </w:r>
           </w:p>
         </w:tc>
@@ -4624,16 +6482,34 @@
             </w:pPr>
             <w:r>
               <w:rPr>
+                <w:sz w:val="14"/>
+                <w:szCs w:val="14"/>
+              </w:rPr>
+              <w:t xml:space="preserve">patientId=P-ACCEPT; documentsComplete=true; referralDecision=accepted; referralUrgency=routine; suitableSlotFound=true; appointmentWithin14Days=false; consentGiven=true; requestAuthorised=true; treatmentCapacityConfirmed=true; fundingApproved=true; advancePaymentRequired=false</w:t>
+            </w:r>
+          </w:p>
+        </w:tc>
+        <w:tc>
+          <w:tcPr>
+            <w:tcW w:w="2865" w:type="dxa"/>
+            <w:vAlign w:val="top"/>
+          </w:tcPr>
+          <w:p>
+            <w:pPr>
+              <w:spacing w:before="20" w:after="20"/>
+            </w:pPr>
+            <w:r>
+              <w:rPr>
                 <w:sz w:val="18"/>
                 <w:szCs w:val="18"/>
               </w:rPr>
-              <w:t xml:space="preserve">documentsComplete=true; referralDecision=accepted; referralUrgency=routine; suitabl...</w:t>
-            </w:r>
-          </w:p>
-        </w:tc>
-        <w:tc>
-          <w:tcPr>
-            <w:tcW w:w="2865" w:type="dxa"/>
+              <w:t xml:space="preserve">reaches T_RequestMissingDocuments, T_ClinicalReviewReferral</w:t>
+            </w:r>
+          </w:p>
+        </w:tc>
+        <w:tc>
+          <w:tcPr>
+            <w:tcW w:w="660" w:type="dxa"/>
             <w:vAlign w:val="top"/>
           </w:tcPr>
           <w:p>
@@ -4645,13 +6521,13 @@
                 <w:sz w:val="18"/>
                 <w:szCs w:val="18"/>
               </w:rPr>
-              <w:t xml:space="preserve">reaches T_RequestMissingDocuments, T_ClinicalReviewReferral</w:t>
-            </w:r>
-          </w:p>
-        </w:tc>
-        <w:tc>
-          <w:tcPr>
-            <w:tcW w:w="660" w:type="dxa"/>
+              <w:t xml:space="preserve">PASS</w:t>
+            </w:r>
+          </w:p>
+        </w:tc>
+        <w:tc>
+          <w:tcPr>
+            <w:tcW w:w="1653" w:type="dxa"/>
             <w:vAlign w:val="top"/>
           </w:tcPr>
           <w:p>
@@ -4663,13 +6539,15 @@
                 <w:sz w:val="18"/>
                 <w:szCs w:val="18"/>
               </w:rPr>
-              <w:t xml:space="preserve">PASS</w:t>
-            </w:r>
-          </w:p>
-        </w:tc>
-        <w:tc>
-          <w:tcPr>
-            <w:tcW w:w="1653" w:type="dxa"/>
+              <w:t xml:space="preserve">2251799813703946</w:t>
+            </w:r>
+          </w:p>
+        </w:tc>
+      </w:tr>
+      <w:tr>
+        <w:tc>
+          <w:tcPr>
+            <w:tcW w:w="507" w:type="dxa"/>
             <w:vAlign w:val="top"/>
           </w:tcPr>
           <w:p>
@@ -4681,15 +6559,13 @@
                 <w:sz w:val="18"/>
                 <w:szCs w:val="18"/>
               </w:rPr>
-              <w:t xml:space="preserve">2251799813703946</w:t>
-            </w:r>
-          </w:p>
-        </w:tc>
-      </w:tr>
-      <w:tr>
-        <w:tc>
-          <w:tcPr>
-            <w:tcW w:w="507" w:type="dxa"/>
+              <w:t xml:space="preserve">TC-03</w:t>
+            </w:r>
+          </w:p>
+        </w:tc>
+        <w:tc>
+          <w:tcPr>
+            <w:tcW w:w="1628" w:type="dxa"/>
             <w:vAlign w:val="top"/>
           </w:tcPr>
           <w:p>
@@ -4701,13 +6577,31 @@
                 <w:sz w:val="18"/>
                 <w:szCs w:val="18"/>
               </w:rPr>
-              <w:t xml:space="preserve">TC-03</w:t>
-            </w:r>
-          </w:p>
-        </w:tc>
-        <w:tc>
-          <w:tcPr>
-            <w:tcW w:w="1628" w:type="dxa"/>
+              <w:t xml:space="preserve">Rejected referral closes with a notification</w:t>
+            </w:r>
+          </w:p>
+        </w:tc>
+        <w:tc>
+          <w:tcPr>
+            <w:tcW w:w="2325" w:type="dxa"/>
+            <w:vAlign w:val="top"/>
+          </w:tcPr>
+          <w:p>
+            <w:pPr>
+              <w:spacing w:before="20" w:after="20"/>
+            </w:pPr>
+            <w:r>
+              <w:rPr>
+                <w:sz w:val="14"/>
+                <w:szCs w:val="14"/>
+              </w:rPr>
+              <w:t xml:space="preserve">patientId=P-ACCEPT; documentsComplete=true; referralDecision=rejected</w:t>
+            </w:r>
+          </w:p>
+        </w:tc>
+        <w:tc>
+          <w:tcPr>
+            <w:tcW w:w="2865" w:type="dxa"/>
             <w:vAlign w:val="top"/>
           </w:tcPr>
           <w:p>
@@ -4719,13 +6613,13 @@
                 <w:sz w:val="18"/>
                 <w:szCs w:val="18"/>
               </w:rPr>
-              <w:t xml:space="preserve">Rejected referral closes with a notification</w:t>
-            </w:r>
-          </w:p>
-        </w:tc>
-        <w:tc>
-          <w:tcPr>
-            <w:tcW w:w="2325" w:type="dxa"/>
+              <w:t xml:space="preserve">reaches T_NotifyReferralOutcome; skips T_ForwardAcceptedReferral; state COMPLETED</w:t>
+            </w:r>
+          </w:p>
+        </w:tc>
+        <w:tc>
+          <w:tcPr>
+            <w:tcW w:w="660" w:type="dxa"/>
             <w:vAlign w:val="top"/>
           </w:tcPr>
           <w:p>
@@ -4737,13 +6631,13 @@
                 <w:sz w:val="18"/>
                 <w:szCs w:val="18"/>
               </w:rPr>
-              <w:t xml:space="preserve">documentsComplete=true; referralDecision=rejected</w:t>
-            </w:r>
-          </w:p>
-        </w:tc>
-        <w:tc>
-          <w:tcPr>
-            <w:tcW w:w="2865" w:type="dxa"/>
+              <w:t xml:space="preserve">PASS</w:t>
+            </w:r>
+          </w:p>
+        </w:tc>
+        <w:tc>
+          <w:tcPr>
+            <w:tcW w:w="1653" w:type="dxa"/>
             <w:vAlign w:val="top"/>
           </w:tcPr>
           <w:p>
@@ -4755,13 +6649,15 @@
                 <w:sz w:val="18"/>
                 <w:szCs w:val="18"/>
               </w:rPr>
-              <w:t xml:space="preserve">reaches T_NotifyReferralOutcome; skips T_ForwardAcceptedReferral; state COMPLETED</w:t>
-            </w:r>
-          </w:p>
-        </w:tc>
-        <w:tc>
-          <w:tcPr>
-            <w:tcW w:w="660" w:type="dxa"/>
+              <w:t xml:space="preserve">2251799813704124</w:t>
+            </w:r>
+          </w:p>
+        </w:tc>
+      </w:tr>
+      <w:tr>
+        <w:tc>
+          <w:tcPr>
+            <w:tcW w:w="507" w:type="dxa"/>
             <w:vAlign w:val="top"/>
           </w:tcPr>
           <w:p>
@@ -4773,13 +6669,13 @@
                 <w:sz w:val="18"/>
                 <w:szCs w:val="18"/>
               </w:rPr>
-              <w:t xml:space="preserve">PASS</w:t>
-            </w:r>
-          </w:p>
-        </w:tc>
-        <w:tc>
-          <w:tcPr>
-            <w:tcW w:w="1653" w:type="dxa"/>
+              <w:t xml:space="preserve">TC-04</w:t>
+            </w:r>
+          </w:p>
+        </w:tc>
+        <w:tc>
+          <w:tcPr>
+            <w:tcW w:w="1628" w:type="dxa"/>
             <w:vAlign w:val="top"/>
           </w:tcPr>
           <w:p>
@@ -4791,15 +6687,31 @@
                 <w:sz w:val="18"/>
                 <w:szCs w:val="18"/>
               </w:rPr>
-              <w:t xml:space="preserve">2251799813704124</w:t>
-            </w:r>
-          </w:p>
-        </w:tc>
-      </w:tr>
-      <w:tr>
-        <w:tc>
-          <w:tcPr>
-            <w:tcW w:w="507" w:type="dxa"/>
+              <w:t xml:space="preserve">Redirected referral is sent to another specialist service</w:t>
+            </w:r>
+          </w:p>
+        </w:tc>
+        <w:tc>
+          <w:tcPr>
+            <w:tcW w:w="2325" w:type="dxa"/>
+            <w:vAlign w:val="top"/>
+          </w:tcPr>
+          <w:p>
+            <w:pPr>
+              <w:spacing w:before="20" w:after="20"/>
+            </w:pPr>
+            <w:r>
+              <w:rPr>
+                <w:sz w:val="14"/>
+                <w:szCs w:val="14"/>
+              </w:rPr>
+              <w:t xml:space="preserve">patientId=P-ACCEPT; documentsComplete=true; referralDecision=redirected</w:t>
+            </w:r>
+          </w:p>
+        </w:tc>
+        <w:tc>
+          <w:tcPr>
+            <w:tcW w:w="2865" w:type="dxa"/>
             <w:vAlign w:val="top"/>
           </w:tcPr>
           <w:p>
@@ -4811,13 +6723,13 @@
                 <w:sz w:val="18"/>
                 <w:szCs w:val="18"/>
               </w:rPr>
-              <w:t xml:space="preserve">TC-04</w:t>
-            </w:r>
-          </w:p>
-        </w:tc>
-        <w:tc>
-          <w:tcPr>
-            <w:tcW w:w="1628" w:type="dxa"/>
+              <w:t xml:space="preserve">reaches T_RedirectReferral; state COMPLETED</w:t>
+            </w:r>
+          </w:p>
+        </w:tc>
+        <w:tc>
+          <w:tcPr>
+            <w:tcW w:w="660" w:type="dxa"/>
             <w:vAlign w:val="top"/>
           </w:tcPr>
           <w:p>
@@ -4829,13 +6741,13 @@
                 <w:sz w:val="18"/>
                 <w:szCs w:val="18"/>
               </w:rPr>
-              <w:t xml:space="preserve">Redirected referral is sent to another specialist service</w:t>
-            </w:r>
-          </w:p>
-        </w:tc>
-        <w:tc>
-          <w:tcPr>
-            <w:tcW w:w="2325" w:type="dxa"/>
+              <w:t xml:space="preserve">PASS</w:t>
+            </w:r>
+          </w:p>
+        </w:tc>
+        <w:tc>
+          <w:tcPr>
+            <w:tcW w:w="1653" w:type="dxa"/>
             <w:vAlign w:val="top"/>
           </w:tcPr>
           <w:p>
@@ -4847,13 +6759,15 @@
                 <w:sz w:val="18"/>
                 <w:szCs w:val="18"/>
               </w:rPr>
-              <w:t xml:space="preserve">documentsComplete=true; referralDecision=redirected</w:t>
-            </w:r>
-          </w:p>
-        </w:tc>
-        <w:tc>
-          <w:tcPr>
-            <w:tcW w:w="2865" w:type="dxa"/>
+              <w:t xml:space="preserve">2251799813704195</w:t>
+            </w:r>
+          </w:p>
+        </w:tc>
+      </w:tr>
+      <w:tr>
+        <w:tc>
+          <w:tcPr>
+            <w:tcW w:w="507" w:type="dxa"/>
             <w:vAlign w:val="top"/>
           </w:tcPr>
           <w:p>
@@ -4865,13 +6779,13 @@
                 <w:sz w:val="18"/>
                 <w:szCs w:val="18"/>
               </w:rPr>
-              <w:t xml:space="preserve">reaches T_RedirectReferral; state COMPLETED</w:t>
-            </w:r>
-          </w:p>
-        </w:tc>
-        <w:tc>
-          <w:tcPr>
-            <w:tcW w:w="660" w:type="dxa"/>
+              <w:t xml:space="preserve">TC-05</w:t>
+            </w:r>
+          </w:p>
+        </w:tc>
+        <w:tc>
+          <w:tcPr>
+            <w:tcW w:w="1628" w:type="dxa"/>
             <w:vAlign w:val="top"/>
           </w:tcPr>
           <w:p>
@@ -4883,13 +6797,31 @@
                 <w:sz w:val="18"/>
                 <w:szCs w:val="18"/>
               </w:rPr>
-              <w:t xml:space="preserve">PASS</w:t>
-            </w:r>
-          </w:p>
-        </w:tc>
-        <w:tc>
-          <w:tcPr>
-            <w:tcW w:w="1653" w:type="dxa"/>
+              <w:t xml:space="preserve">No suitable appointment slot is escalated to the pathway coordinator</w:t>
+            </w:r>
+          </w:p>
+        </w:tc>
+        <w:tc>
+          <w:tcPr>
+            <w:tcW w:w="2325" w:type="dxa"/>
+            <w:vAlign w:val="top"/>
+          </w:tcPr>
+          <w:p>
+            <w:pPr>
+              <w:spacing w:before="20" w:after="20"/>
+            </w:pPr>
+            <w:r>
+              <w:rPr>
+                <w:sz w:val="14"/>
+                <w:szCs w:val="14"/>
+              </w:rPr>
+              <w:t xml:space="preserve">patientId=P-ACCEPT; documentsComplete=true; referralDecision=accepted; referralUrgency=routine; suitableSlotFound=true; appointmentWithin14Days=false; consentGiven=true; requestAuthorised=true; treatmentCapacityConfirmed=true; fundingApproved=true; advancePaymentRequired=false</w:t>
+            </w:r>
+          </w:p>
+        </w:tc>
+        <w:tc>
+          <w:tcPr>
+            <w:tcW w:w="2865" w:type="dxa"/>
             <w:vAlign w:val="top"/>
           </w:tcPr>
           <w:p>
@@ -4901,15 +6833,13 @@
                 <w:sz w:val="18"/>
                 <w:szCs w:val="18"/>
               </w:rPr>
-              <w:t xml:space="preserve">2251799813704195</w:t>
-            </w:r>
-          </w:p>
-        </w:tc>
-      </w:tr>
-      <w:tr>
-        <w:tc>
-          <w:tcPr>
-            <w:tcW w:w="507" w:type="dxa"/>
+              <w:t xml:space="preserve">reaches T_ResolveCapacity, T_SelectAndBookSlot</w:t>
+            </w:r>
+          </w:p>
+        </w:tc>
+        <w:tc>
+          <w:tcPr>
+            <w:tcW w:w="660" w:type="dxa"/>
             <w:vAlign w:val="top"/>
           </w:tcPr>
           <w:p>
@@ -4921,13 +6851,13 @@
                 <w:sz w:val="18"/>
                 <w:szCs w:val="18"/>
               </w:rPr>
-              <w:t xml:space="preserve">TC-05</w:t>
-            </w:r>
-          </w:p>
-        </w:tc>
-        <w:tc>
-          <w:tcPr>
-            <w:tcW w:w="1628" w:type="dxa"/>
+              <w:t xml:space="preserve">PASS</w:t>
+            </w:r>
+          </w:p>
+        </w:tc>
+        <w:tc>
+          <w:tcPr>
+            <w:tcW w:w="1653" w:type="dxa"/>
             <w:vAlign w:val="top"/>
           </w:tcPr>
           <w:p>
@@ -4939,13 +6869,15 @@
                 <w:sz w:val="18"/>
                 <w:szCs w:val="18"/>
               </w:rPr>
-              <w:t xml:space="preserve">No suitable appointment slot is escalated to the pathway coordinator</w:t>
-            </w:r>
-          </w:p>
-        </w:tc>
-        <w:tc>
-          <w:tcPr>
-            <w:tcW w:w="2325" w:type="dxa"/>
+              <w:t xml:space="preserve">2251799813704263</w:t>
+            </w:r>
+          </w:p>
+        </w:tc>
+      </w:tr>
+      <w:tr>
+        <w:tc>
+          <w:tcPr>
+            <w:tcW w:w="507" w:type="dxa"/>
             <w:vAlign w:val="top"/>
           </w:tcPr>
           <w:p>
@@ -4957,13 +6889,13 @@
                 <w:sz w:val="18"/>
                 <w:szCs w:val="18"/>
               </w:rPr>
-              <w:t xml:space="preserve">documentsComplete=true; referralDecision=accepted; referralUrgency=routine; suitabl...</w:t>
-            </w:r>
-          </w:p>
-        </w:tc>
-        <w:tc>
-          <w:tcPr>
-            <w:tcW w:w="2865" w:type="dxa"/>
+              <w:t xml:space="preserve">TC-06</w:t>
+            </w:r>
+          </w:p>
+        </w:tc>
+        <w:tc>
+          <w:tcPr>
+            <w:tcW w:w="1628" w:type="dxa"/>
             <w:vAlign w:val="top"/>
           </w:tcPr>
           <w:p>
@@ -4975,13 +6907,31 @@
                 <w:sz w:val="18"/>
                 <w:szCs w:val="18"/>
               </w:rPr>
-              <w:t xml:space="preserve">reaches T_ResolveCapacity, T_SelectAndBookSlot</w:t>
-            </w:r>
-          </w:p>
-        </w:tc>
-        <w:tc>
-          <w:tcPr>
-            <w:tcW w:w="660" w:type="dxa"/>
+              <w:t xml:space="preserve">Appointment within 14 days requires a telephone call</w:t>
+            </w:r>
+          </w:p>
+        </w:tc>
+        <w:tc>
+          <w:tcPr>
+            <w:tcW w:w="2325" w:type="dxa"/>
+            <w:vAlign w:val="top"/>
+          </w:tcPr>
+          <w:p>
+            <w:pPr>
+              <w:spacing w:before="20" w:after="20"/>
+            </w:pPr>
+            <w:r>
+              <w:rPr>
+                <w:sz w:val="14"/>
+                <w:szCs w:val="14"/>
+              </w:rPr>
+              <w:t xml:space="preserve">patientId=P-ACCEPT; documentsComplete=true; referralDecision=accepted; referralUrgency=routine; suitableSlotFound=true; appointmentWithin14Days=true; contactSuccessful=true; consentGiven=true; requestAuthorised=true; treatmentCapacityConfirmed=true; fundingApproved=true; advancePaymentRequired=false</w:t>
+            </w:r>
+          </w:p>
+        </w:tc>
+        <w:tc>
+          <w:tcPr>
+            <w:tcW w:w="2865" w:type="dxa"/>
             <w:vAlign w:val="top"/>
           </w:tcPr>
           <w:p>
@@ -4993,13 +6943,13 @@
                 <w:sz w:val="18"/>
                 <w:szCs w:val="18"/>
               </w:rPr>
-              <w:t xml:space="preserve">PASS</w:t>
-            </w:r>
-          </w:p>
-        </w:tc>
-        <w:tc>
-          <w:tcPr>
-            <w:tcW w:w="1653" w:type="dxa"/>
+              <w:t xml:space="preserve">reaches T_TelephonePatient, T_RecordContactAttempt</w:t>
+            </w:r>
+          </w:p>
+        </w:tc>
+        <w:tc>
+          <w:tcPr>
+            <w:tcW w:w="660" w:type="dxa"/>
             <w:vAlign w:val="top"/>
           </w:tcPr>
           <w:p>
@@ -5011,15 +6961,13 @@
                 <w:sz w:val="18"/>
                 <w:szCs w:val="18"/>
               </w:rPr>
-              <w:t xml:space="preserve">2251799813704263</w:t>
-            </w:r>
-          </w:p>
-        </w:tc>
-      </w:tr>
-      <w:tr>
-        <w:tc>
-          <w:tcPr>
-            <w:tcW w:w="507" w:type="dxa"/>
+              <w:t xml:space="preserve">PASS</w:t>
+            </w:r>
+          </w:p>
+        </w:tc>
+        <w:tc>
+          <w:tcPr>
+            <w:tcW w:w="1653" w:type="dxa"/>
             <w:vAlign w:val="top"/>
           </w:tcPr>
           <w:p>
@@ -5031,13 +6979,15 @@
                 <w:sz w:val="18"/>
                 <w:szCs w:val="18"/>
               </w:rPr>
-              <w:t xml:space="preserve">TC-06</w:t>
-            </w:r>
-          </w:p>
-        </w:tc>
-        <w:tc>
-          <w:tcPr>
-            <w:tcW w:w="1628" w:type="dxa"/>
+              <w:t xml:space="preserve">2251799813704437</w:t>
+            </w:r>
+          </w:p>
+        </w:tc>
+      </w:tr>
+      <w:tr>
+        <w:tc>
+          <w:tcPr>
+            <w:tcW w:w="507" w:type="dxa"/>
             <w:vAlign w:val="top"/>
           </w:tcPr>
           <w:p>
@@ -5049,13 +6999,13 @@
                 <w:sz w:val="18"/>
                 <w:szCs w:val="18"/>
               </w:rPr>
-              <w:t xml:space="preserve">Appointment within 14 days requires a telephone call</w:t>
-            </w:r>
-          </w:p>
-        </w:tc>
-        <w:tc>
-          <w:tcPr>
-            <w:tcW w:w="2325" w:type="dxa"/>
+              <w:t xml:space="preserve">TC-07</w:t>
+            </w:r>
+          </w:p>
+        </w:tc>
+        <w:tc>
+          <w:tcPr>
+            <w:tcW w:w="1628" w:type="dxa"/>
             <w:vAlign w:val="top"/>
           </w:tcPr>
           <w:p>
@@ -5067,7 +7017,25 @@
                 <w:sz w:val="18"/>
                 <w:szCs w:val="18"/>
               </w:rPr>
-              <w:t xml:space="preserve">documentsComplete=true; referralDecision=accepted; referralUrgency=routine; suitabl...</w:t>
+              <w:t xml:space="preserve">Appointment more than 14 days away skips the telephone call</w:t>
+            </w:r>
+          </w:p>
+        </w:tc>
+        <w:tc>
+          <w:tcPr>
+            <w:tcW w:w="2325" w:type="dxa"/>
+            <w:vAlign w:val="top"/>
+          </w:tcPr>
+          <w:p>
+            <w:pPr>
+              <w:spacing w:before="20" w:after="20"/>
+            </w:pPr>
+            <w:r>
+              <w:rPr>
+                <w:sz w:val="14"/>
+                <w:szCs w:val="14"/>
+              </w:rPr>
+              <w:t xml:space="preserve">patientId=P-ACCEPT; documentsComplete=true; referralDecision=accepted; referralUrgency=routine; suitableSlotFound=true; appointmentWithin14Days=false; consentGiven=true; requestAuthorised=true; treatmentCapacityConfirmed=true; fundingApproved=true; advancePaymentRequired=false</w:t>
             </w:r>
           </w:p>
         </w:tc>
@@ -5085,7 +7053,7 @@
                 <w:sz w:val="18"/>
                 <w:szCs w:val="18"/>
               </w:rPr>
-              <w:t xml:space="preserve">reaches T_TelephonePatient, T_RecordContactAttempt</w:t>
+              <w:t xml:space="preserve">reaches T_NewPatientConsultation; skips T_TelephonePatient</w:t>
             </w:r>
           </w:p>
         </w:tc>
@@ -5121,7 +7089,7 @@
                 <w:sz w:val="18"/>
                 <w:szCs w:val="18"/>
               </w:rPr>
-              <w:t xml:space="preserve">2251799813704437</w:t>
+              <w:t xml:space="preserve">2251799813704612</w:t>
             </w:r>
           </w:p>
         </w:tc>
@@ -5141,7 +7109,7 @@
                 <w:sz w:val="18"/>
                 <w:szCs w:val="18"/>
               </w:rPr>
-              <w:t xml:space="preserve">TC-07</w:t>
+              <w:t xml:space="preserve">TC-08</w:t>
             </w:r>
           </w:p>
         </w:tc>
@@ -5159,13 +7127,31 @@
                 <w:sz w:val="18"/>
                 <w:szCs w:val="18"/>
               </w:rPr>
-              <w:t xml:space="preserve">Appointment more than 14 days away skips the telephone call</w:t>
+              <w:t xml:space="preserve">Unsuccessful contact is recorded and a further attempt is made</w:t>
             </w:r>
           </w:p>
         </w:tc>
         <w:tc>
           <w:tcPr>
             <w:tcW w:w="2325" w:type="dxa"/>
+            <w:vAlign w:val="top"/>
+          </w:tcPr>
+          <w:p>
+            <w:pPr>
+              <w:spacing w:before="20" w:after="20"/>
+            </w:pPr>
+            <w:r>
+              <w:rPr>
+                <w:sz w:val="14"/>
+                <w:szCs w:val="14"/>
+              </w:rPr>
+              <w:t xml:space="preserve">patientId=P-ACCEPT; documentsComplete=true; referralDecision=accepted; referralUrgency=routine; suitableSlotFound=true; appointmentWithin14Days=true; contactSuccessful=true; consentGiven=true; requestAuthorised=true; treatmentCapacityConfirmed=true; fundingApproved=true; advancePaymentRequired=false</w:t>
+            </w:r>
+          </w:p>
+        </w:tc>
+        <w:tc>
+          <w:tcPr>
+            <w:tcW w:w="2865" w:type="dxa"/>
             <w:vAlign w:val="top"/>
           </w:tcPr>
           <w:p>
@@ -5177,13 +7163,13 @@
                 <w:sz w:val="18"/>
                 <w:szCs w:val="18"/>
               </w:rPr>
-              <w:t xml:space="preserve">documentsComplete=true; referralDecision=accepted; referralUrgency=routine; suitabl...</w:t>
-            </w:r>
-          </w:p>
-        </w:tc>
-        <w:tc>
-          <w:tcPr>
-            <w:tcW w:w="2865" w:type="dxa"/>
+              <w:t xml:space="preserve">reaches T_TelephonePatient</w:t>
+            </w:r>
+          </w:p>
+        </w:tc>
+        <w:tc>
+          <w:tcPr>
+            <w:tcW w:w="660" w:type="dxa"/>
             <w:vAlign w:val="top"/>
           </w:tcPr>
           <w:p>
@@ -5195,13 +7181,13 @@
                 <w:sz w:val="18"/>
                 <w:szCs w:val="18"/>
               </w:rPr>
-              <w:t xml:space="preserve">reaches T_NewPatientConsultation; skips T_TelephonePatient</w:t>
-            </w:r>
-          </w:p>
-        </w:tc>
-        <w:tc>
-          <w:tcPr>
-            <w:tcW w:w="660" w:type="dxa"/>
+              <w:t xml:space="preserve">PASS</w:t>
+            </w:r>
+          </w:p>
+        </w:tc>
+        <w:tc>
+          <w:tcPr>
+            <w:tcW w:w="1653" w:type="dxa"/>
             <w:vAlign w:val="top"/>
           </w:tcPr>
           <w:p>
@@ -5213,13 +7199,15 @@
                 <w:sz w:val="18"/>
                 <w:szCs w:val="18"/>
               </w:rPr>
-              <w:t xml:space="preserve">PASS</w:t>
-            </w:r>
-          </w:p>
-        </w:tc>
-        <w:tc>
-          <w:tcPr>
-            <w:tcW w:w="1653" w:type="dxa"/>
+              <w:t xml:space="preserve">2251799813704782</w:t>
+            </w:r>
+          </w:p>
+        </w:tc>
+      </w:tr>
+      <w:tr>
+        <w:tc>
+          <w:tcPr>
+            <w:tcW w:w="507" w:type="dxa"/>
             <w:vAlign w:val="top"/>
           </w:tcPr>
           <w:p>
@@ -5231,15 +7219,13 @@
                 <w:sz w:val="18"/>
                 <w:szCs w:val="18"/>
               </w:rPr>
-              <w:t xml:space="preserve">2251799813704612</w:t>
-            </w:r>
-          </w:p>
-        </w:tc>
-      </w:tr>
-      <w:tr>
-        <w:tc>
-          <w:tcPr>
-            <w:tcW w:w="507" w:type="dxa"/>
+              <w:t xml:space="preserve">TC-09</w:t>
+            </w:r>
+          </w:p>
+        </w:tc>
+        <w:tc>
+          <w:tcPr>
+            <w:tcW w:w="1628" w:type="dxa"/>
             <w:vAlign w:val="top"/>
           </w:tcPr>
           <w:p>
@@ -5251,13 +7237,31 @@
                 <w:sz w:val="18"/>
                 <w:szCs w:val="18"/>
               </w:rPr>
-              <w:t xml:space="preserve">TC-08</w:t>
-            </w:r>
-          </w:p>
-        </w:tc>
-        <w:tc>
-          <w:tcPr>
-            <w:tcW w:w="1628" w:type="dxa"/>
+              <w:t xml:space="preserve">Patient refuses consent and the pathway closes</w:t>
+            </w:r>
+          </w:p>
+        </w:tc>
+        <w:tc>
+          <w:tcPr>
+            <w:tcW w:w="2325" w:type="dxa"/>
+            <w:vAlign w:val="top"/>
+          </w:tcPr>
+          <w:p>
+            <w:pPr>
+              <w:spacing w:before="20" w:after="20"/>
+            </w:pPr>
+            <w:r>
+              <w:rPr>
+                <w:sz w:val="14"/>
+                <w:szCs w:val="14"/>
+              </w:rPr>
+              <w:t xml:space="preserve">patientId=P-ACCEPT; documentsComplete=true; referralDecision=accepted; referralUrgency=routine; suitableSlotFound=true; appointmentWithin14Days=false; consentGiven=false</w:t>
+            </w:r>
+          </w:p>
+        </w:tc>
+        <w:tc>
+          <w:tcPr>
+            <w:tcW w:w="2865" w:type="dxa"/>
             <w:vAlign w:val="top"/>
           </w:tcPr>
           <w:p>
@@ -5269,13 +7273,13 @@
                 <w:sz w:val="18"/>
                 <w:szCs w:val="18"/>
               </w:rPr>
-              <w:t xml:space="preserve">Unsuccessful contact is recorded and a further attempt is made</w:t>
-            </w:r>
-          </w:p>
-        </w:tc>
-        <w:tc>
-          <w:tcPr>
-            <w:tcW w:w="2325" w:type="dxa"/>
+              <w:t xml:space="preserve">reaches T_AdviseNoTreatment; skips T_CreateTreatmentBookingRequest; state COMPLETED</w:t>
+            </w:r>
+          </w:p>
+        </w:tc>
+        <w:tc>
+          <w:tcPr>
+            <w:tcW w:w="660" w:type="dxa"/>
             <w:vAlign w:val="top"/>
           </w:tcPr>
           <w:p>
@@ -5287,13 +7291,13 @@
                 <w:sz w:val="18"/>
                 <w:szCs w:val="18"/>
               </w:rPr>
-              <w:t xml:space="preserve">documentsComplete=true; referralDecision=accepted; referralUrgency=routine; suitabl...</w:t>
-            </w:r>
-          </w:p>
-        </w:tc>
-        <w:tc>
-          <w:tcPr>
-            <w:tcW w:w="2865" w:type="dxa"/>
+              <w:t xml:space="preserve">PASS</w:t>
+            </w:r>
+          </w:p>
+        </w:tc>
+        <w:tc>
+          <w:tcPr>
+            <w:tcW w:w="1653" w:type="dxa"/>
             <w:vAlign w:val="top"/>
           </w:tcPr>
           <w:p>
@@ -5305,13 +7309,15 @@
                 <w:sz w:val="18"/>
                 <w:szCs w:val="18"/>
               </w:rPr>
-              <w:t xml:space="preserve">reaches T_TelephonePatient</w:t>
-            </w:r>
-          </w:p>
-        </w:tc>
-        <w:tc>
-          <w:tcPr>
-            <w:tcW w:w="660" w:type="dxa"/>
+              <w:t xml:space="preserve">2251799813704974</w:t>
+            </w:r>
+          </w:p>
+        </w:tc>
+      </w:tr>
+      <w:tr>
+        <w:tc>
+          <w:tcPr>
+            <w:tcW w:w="507" w:type="dxa"/>
             <w:vAlign w:val="top"/>
           </w:tcPr>
           <w:p>
@@ -5323,13 +7329,13 @@
                 <w:sz w:val="18"/>
                 <w:szCs w:val="18"/>
               </w:rPr>
-              <w:t xml:space="preserve">PASS</w:t>
-            </w:r>
-          </w:p>
-        </w:tc>
-        <w:tc>
-          <w:tcPr>
-            <w:tcW w:w="1653" w:type="dxa"/>
+              <w:t xml:space="preserve">TC-10</w:t>
+            </w:r>
+          </w:p>
+        </w:tc>
+        <w:tc>
+          <w:tcPr>
+            <w:tcW w:w="1628" w:type="dxa"/>
             <w:vAlign w:val="top"/>
           </w:tcPr>
           <w:p>
@@ -5341,15 +7347,31 @@
                 <w:sz w:val="18"/>
                 <w:szCs w:val="18"/>
               </w:rPr>
-              <w:t xml:space="preserve">2251799813704782</w:t>
-            </w:r>
-          </w:p>
-        </w:tc>
-      </w:tr>
-      <w:tr>
-        <w:tc>
-          <w:tcPr>
-            <w:tcW w:w="507" w:type="dxa"/>
+              <w:t xml:space="preserve">Unauthorised treatment booking request is returned to the clinical team</w:t>
+            </w:r>
+          </w:p>
+        </w:tc>
+        <w:tc>
+          <w:tcPr>
+            <w:tcW w:w="2325" w:type="dxa"/>
+            <w:vAlign w:val="top"/>
+          </w:tcPr>
+          <w:p>
+            <w:pPr>
+              <w:spacing w:before="20" w:after="20"/>
+            </w:pPr>
+            <w:r>
+              <w:rPr>
+                <w:sz w:val="14"/>
+                <w:szCs w:val="14"/>
+              </w:rPr>
+              <w:t xml:space="preserve">patientId=P-ACCEPT; documentsComplete=true; referralDecision=accepted; referralUrgency=routine; suitableSlotFound=true; appointmentWithin14Days=false; consentGiven=true; requestAuthorised=true; treatmentCapacityConfirmed=true; fundingApproved=true; advancePaymentRequired=false</w:t>
+            </w:r>
+          </w:p>
+        </w:tc>
+        <w:tc>
+          <w:tcPr>
+            <w:tcW w:w="2865" w:type="dxa"/>
             <w:vAlign w:val="top"/>
           </w:tcPr>
           <w:p>
@@ -5361,13 +7383,13 @@
                 <w:sz w:val="18"/>
                 <w:szCs w:val="18"/>
               </w:rPr>
-              <w:t xml:space="preserve">TC-09</w:t>
-            </w:r>
-          </w:p>
-        </w:tc>
-        <w:tc>
-          <w:tcPr>
-            <w:tcW w:w="1628" w:type="dxa"/>
+              <w:t xml:space="preserve">reaches T_ReturnUnauthorisedRequest</w:t>
+            </w:r>
+          </w:p>
+        </w:tc>
+        <w:tc>
+          <w:tcPr>
+            <w:tcW w:w="660" w:type="dxa"/>
             <w:vAlign w:val="top"/>
           </w:tcPr>
           <w:p>
@@ -5379,13 +7401,13 @@
                 <w:sz w:val="18"/>
                 <w:szCs w:val="18"/>
               </w:rPr>
-              <w:t xml:space="preserve">Patient refuses consent and the pathway closes</w:t>
-            </w:r>
-          </w:p>
-        </w:tc>
-        <w:tc>
-          <w:tcPr>
-            <w:tcW w:w="2325" w:type="dxa"/>
+              <w:t xml:space="preserve">PASS</w:t>
+            </w:r>
+          </w:p>
+        </w:tc>
+        <w:tc>
+          <w:tcPr>
+            <w:tcW w:w="1653" w:type="dxa"/>
             <w:vAlign w:val="top"/>
           </w:tcPr>
           <w:p>
@@ -5397,13 +7419,15 @@
                 <w:sz w:val="18"/>
                 <w:szCs w:val="18"/>
               </w:rPr>
-              <w:t xml:space="preserve">documentsComplete=true; referralDecision=accepted; referralUrgency=routine; suitabl...</w:t>
-            </w:r>
-          </w:p>
-        </w:tc>
-        <w:tc>
-          <w:tcPr>
-            <w:tcW w:w="2865" w:type="dxa"/>
+              <w:t xml:space="preserve">2251799813705089</w:t>
+            </w:r>
+          </w:p>
+        </w:tc>
+      </w:tr>
+      <w:tr>
+        <w:tc>
+          <w:tcPr>
+            <w:tcW w:w="507" w:type="dxa"/>
             <w:vAlign w:val="top"/>
           </w:tcPr>
           <w:p>
@@ -5415,13 +7439,13 @@
                 <w:sz w:val="18"/>
                 <w:szCs w:val="18"/>
               </w:rPr>
-              <w:t xml:space="preserve">reaches T_AdviseNoTreatment; skips T_CreateTreatmentBookingRequest; state COMPLETED</w:t>
-            </w:r>
-          </w:p>
-        </w:tc>
-        <w:tc>
-          <w:tcPr>
-            <w:tcW w:w="660" w:type="dxa"/>
+              <w:t xml:space="preserve">TC-11</w:t>
+            </w:r>
+          </w:p>
+        </w:tc>
+        <w:tc>
+          <w:tcPr>
+            <w:tcW w:w="1628" w:type="dxa"/>
             <w:vAlign w:val="top"/>
           </w:tcPr>
           <w:p>
@@ -5433,13 +7457,31 @@
                 <w:sz w:val="18"/>
                 <w:szCs w:val="18"/>
               </w:rPr>
-              <w:t xml:space="preserve">PASS</w:t>
-            </w:r>
-          </w:p>
-        </w:tc>
-        <w:tc>
-          <w:tcPr>
-            <w:tcW w:w="1653" w:type="dxa"/>
+              <w:t xml:space="preserve">Unavailable external capacity leaves the booking pending and retries</w:t>
+            </w:r>
+          </w:p>
+        </w:tc>
+        <w:tc>
+          <w:tcPr>
+            <w:tcW w:w="2325" w:type="dxa"/>
+            <w:vAlign w:val="top"/>
+          </w:tcPr>
+          <w:p>
+            <w:pPr>
+              <w:spacing w:before="20" w:after="20"/>
+            </w:pPr>
+            <w:r>
+              <w:rPr>
+                <w:sz w:val="14"/>
+                <w:szCs w:val="14"/>
+              </w:rPr>
+              <w:t xml:space="preserve">patientId=P-ACCEPT; documentsComplete=true; referralDecision=accepted; referralUrgency=routine; suitableSlotFound=true; appointmentWithin14Days=false; consentGiven=true; requestAuthorised=true; treatmentCapacityConfirmed=true; fundingApproved=true; advancePaymentRequired=false</w:t>
+            </w:r>
+          </w:p>
+        </w:tc>
+        <w:tc>
+          <w:tcPr>
+            <w:tcW w:w="2865" w:type="dxa"/>
             <w:vAlign w:val="top"/>
           </w:tcPr>
           <w:p>
@@ -5451,15 +7493,13 @@
                 <w:sz w:val="18"/>
                 <w:szCs w:val="18"/>
               </w:rPr>
-              <w:t xml:space="preserve">2251799813704974</w:t>
-            </w:r>
-          </w:p>
-        </w:tc>
-      </w:tr>
-      <w:tr>
-        <w:tc>
-          <w:tcPr>
-            <w:tcW w:w="507" w:type="dxa"/>
+              <w:t xml:space="preserve">reaches T_KeepPending</w:t>
+            </w:r>
+          </w:p>
+        </w:tc>
+        <w:tc>
+          <w:tcPr>
+            <w:tcW w:w="660" w:type="dxa"/>
             <w:vAlign w:val="top"/>
           </w:tcPr>
           <w:p>
@@ -5471,13 +7511,13 @@
                 <w:sz w:val="18"/>
                 <w:szCs w:val="18"/>
               </w:rPr>
-              <w:t xml:space="preserve">TC-10</w:t>
-            </w:r>
-          </w:p>
-        </w:tc>
-        <w:tc>
-          <w:tcPr>
-            <w:tcW w:w="1628" w:type="dxa"/>
+              <w:t xml:space="preserve">PASS</w:t>
+            </w:r>
+          </w:p>
+        </w:tc>
+        <w:tc>
+          <w:tcPr>
+            <w:tcW w:w="1653" w:type="dxa"/>
             <w:vAlign w:val="top"/>
           </w:tcPr>
           <w:p>
@@ -5489,13 +7529,15 @@
                 <w:sz w:val="18"/>
                 <w:szCs w:val="18"/>
               </w:rPr>
-              <w:t xml:space="preserve">Unauthorised treatment booking request is returned to the clinical team</w:t>
-            </w:r>
-          </w:p>
-        </w:tc>
-        <w:tc>
-          <w:tcPr>
-            <w:tcW w:w="2325" w:type="dxa"/>
+              <w:t xml:space="preserve">2251799813705271</w:t>
+            </w:r>
+          </w:p>
+        </w:tc>
+      </w:tr>
+      <w:tr>
+        <w:tc>
+          <w:tcPr>
+            <w:tcW w:w="507" w:type="dxa"/>
             <w:vAlign w:val="top"/>
           </w:tcPr>
           <w:p>
@@ -5507,13 +7549,13 @@
                 <w:sz w:val="18"/>
                 <w:szCs w:val="18"/>
               </w:rPr>
-              <w:t xml:space="preserve">documentsComplete=true; referralDecision=accepted; referralUrgency=routine; suitabl...</w:t>
-            </w:r>
-          </w:p>
-        </w:tc>
-        <w:tc>
-          <w:tcPr>
-            <w:tcW w:w="2865" w:type="dxa"/>
+              <w:t xml:space="preserve">TC-12</w:t>
+            </w:r>
+          </w:p>
+        </w:tc>
+        <w:tc>
+          <w:tcPr>
+            <w:tcW w:w="1628" w:type="dxa"/>
             <w:vAlign w:val="top"/>
           </w:tcPr>
           <w:p>
@@ -5525,13 +7567,31 @@
                 <w:sz w:val="18"/>
                 <w:szCs w:val="18"/>
               </w:rPr>
-              <w:t xml:space="preserve">reaches T_ReturnUnauthorisedRequest</w:t>
-            </w:r>
-          </w:p>
-        </w:tc>
-        <w:tc>
-          <w:tcPr>
-            <w:tcW w:w="660" w:type="dxa"/>
+              <w:t xml:space="preserve">Unapproved funding raises a funding approval request</w:t>
+            </w:r>
+          </w:p>
+        </w:tc>
+        <w:tc>
+          <w:tcPr>
+            <w:tcW w:w="2325" w:type="dxa"/>
+            <w:vAlign w:val="top"/>
+          </w:tcPr>
+          <w:p>
+            <w:pPr>
+              <w:spacing w:before="20" w:after="20"/>
+            </w:pPr>
+            <w:r>
+              <w:rPr>
+                <w:sz w:val="14"/>
+                <w:szCs w:val="14"/>
+              </w:rPr>
+              <w:t xml:space="preserve">patientId=P-ACCEPT; documentsComplete=true; referralDecision=accepted; referralUrgency=routine; suitableSlotFound=true; appointmentWithin14Days=false; consentGiven=true; requestAuthorised=true; treatmentCapacityConfirmed=true; fundingApproved=true; advancePaymentRequired=false</w:t>
+            </w:r>
+          </w:p>
+        </w:tc>
+        <w:tc>
+          <w:tcPr>
+            <w:tcW w:w="2865" w:type="dxa"/>
             <w:vAlign w:val="top"/>
           </w:tcPr>
           <w:p>
@@ -5543,13 +7603,13 @@
                 <w:sz w:val="18"/>
                 <w:szCs w:val="18"/>
               </w:rPr>
-              <w:t xml:space="preserve">PASS</w:t>
-            </w:r>
-          </w:p>
-        </w:tc>
-        <w:tc>
-          <w:tcPr>
-            <w:tcW w:w="1653" w:type="dxa"/>
+              <w:t xml:space="preserve">reaches T_RequestFundingApproval, T_RecordFundingApproval</w:t>
+            </w:r>
+          </w:p>
+        </w:tc>
+        <w:tc>
+          <w:tcPr>
+            <w:tcW w:w="660" w:type="dxa"/>
             <w:vAlign w:val="top"/>
           </w:tcPr>
           <w:p>
@@ -5561,15 +7621,13 @@
                 <w:sz w:val="18"/>
                 <w:szCs w:val="18"/>
               </w:rPr>
-              <w:t xml:space="preserve">2251799813705089</w:t>
-            </w:r>
-          </w:p>
-        </w:tc>
-      </w:tr>
-      <w:tr>
-        <w:tc>
-          <w:tcPr>
-            <w:tcW w:w="507" w:type="dxa"/>
+              <w:t xml:space="preserve">PASS</w:t>
+            </w:r>
+          </w:p>
+        </w:tc>
+        <w:tc>
+          <w:tcPr>
+            <w:tcW w:w="1653" w:type="dxa"/>
             <w:vAlign w:val="top"/>
           </w:tcPr>
           <w:p>
@@ -5581,13 +7639,15 @@
                 <w:sz w:val="18"/>
                 <w:szCs w:val="18"/>
               </w:rPr>
-              <w:t xml:space="preserve">TC-11</w:t>
-            </w:r>
-          </w:p>
-        </w:tc>
-        <w:tc>
-          <w:tcPr>
-            <w:tcW w:w="1628" w:type="dxa"/>
+              <w:t xml:space="preserve">2251799813705449</w:t>
+            </w:r>
+          </w:p>
+        </w:tc>
+      </w:tr>
+      <w:tr>
+        <w:tc>
+          <w:tcPr>
+            <w:tcW w:w="507" w:type="dxa"/>
             <w:vAlign w:val="top"/>
           </w:tcPr>
           <w:p>
@@ -5599,13 +7659,13 @@
                 <w:sz w:val="18"/>
                 <w:szCs w:val="18"/>
               </w:rPr>
-              <w:t xml:space="preserve">Unavailable external capacity leaves the booking pending and retries</w:t>
-            </w:r>
-          </w:p>
-        </w:tc>
-        <w:tc>
-          <w:tcPr>
-            <w:tcW w:w="2325" w:type="dxa"/>
+              <w:t xml:space="preserve">TC-13</w:t>
+            </w:r>
+          </w:p>
+        </w:tc>
+        <w:tc>
+          <w:tcPr>
+            <w:tcW w:w="1628" w:type="dxa"/>
             <w:vAlign w:val="top"/>
           </w:tcPr>
           <w:p>
@@ -5617,7 +7677,25 @@
                 <w:sz w:val="18"/>
                 <w:szCs w:val="18"/>
               </w:rPr>
-              <w:t xml:space="preserve">documentsComplete=true; referralDecision=accepted; referralUrgency=routine; suitabl...</w:t>
+              <w:t xml:space="preserve">Happy path: referral accepted and treatment schedule confirmed</w:t>
+            </w:r>
+          </w:p>
+        </w:tc>
+        <w:tc>
+          <w:tcPr>
+            <w:tcW w:w="2325" w:type="dxa"/>
+            <w:vAlign w:val="top"/>
+          </w:tcPr>
+          <w:p>
+            <w:pPr>
+              <w:spacing w:before="20" w:after="20"/>
+            </w:pPr>
+            <w:r>
+              <w:rPr>
+                <w:sz w:val="14"/>
+                <w:szCs w:val="14"/>
+              </w:rPr>
+              <w:t xml:space="preserve">patientId=P-ACCEPT; documentsComplete=true; referralDecision=accepted; referralUrgency=routine; suitableSlotFound=true; appointmentWithin14Days=false; consentGiven=true; requestAuthorised=true; treatmentCapacityConfirmed=true; fundingApproved=true; advancePaymentRequired=false</w:t>
             </w:r>
           </w:p>
         </w:tc>
@@ -5635,7 +7713,7 @@
                 <w:sz w:val="18"/>
                 <w:szCs w:val="18"/>
               </w:rPr>
-              <w:t xml:space="preserve">reaches T_KeepPending</w:t>
+              <w:t xml:space="preserve">reaches T_ConfirmTreatmentSchedule; state COMPLETED</w:t>
             </w:r>
           </w:p>
         </w:tc>
@@ -5671,7 +7749,7 @@
                 <w:sz w:val="18"/>
                 <w:szCs w:val="18"/>
               </w:rPr>
-              <w:t xml:space="preserve">2251799813705271</w:t>
+              <w:t xml:space="preserve">2251799813705624</w:t>
             </w:r>
           </w:p>
         </w:tc>
@@ -5691,7 +7769,7 @@
                 <w:sz w:val="18"/>
                 <w:szCs w:val="18"/>
               </w:rPr>
-              <w:t xml:space="preserve">TC-12</w:t>
+              <w:t xml:space="preserve">TC-14</w:t>
             </w:r>
           </w:p>
         </w:tc>
@@ -5709,13 +7787,31 @@
                 <w:sz w:val="18"/>
                 <w:szCs w:val="18"/>
               </w:rPr>
-              <w:t xml:space="preserve">Unapproved funding raises a funding approval request</w:t>
+              <w:t xml:space="preserve">Advance payment confirmed and recorded</w:t>
             </w:r>
           </w:p>
         </w:tc>
         <w:tc>
           <w:tcPr>
             <w:tcW w:w="2325" w:type="dxa"/>
+            <w:vAlign w:val="top"/>
+          </w:tcPr>
+          <w:p>
+            <w:pPr>
+              <w:spacing w:before="20" w:after="20"/>
+            </w:pPr>
+            <w:r>
+              <w:rPr>
+                <w:sz w:val="14"/>
+                <w:szCs w:val="14"/>
+              </w:rPr>
+              <w:t xml:space="preserve">patientId=P-ACCEPT; documentsComplete=true; referralDecision=accepted; referralUrgency=routine; suitableSlotFound=true; appointmentWithin14Days=false; consentGiven=true; requestAuthorised=true; treatmentCapacityConfirmed=true; fundingApproved=true; advancePaymentRequired=true; paymentStatus=confirmed</w:t>
+            </w:r>
+          </w:p>
+        </w:tc>
+        <w:tc>
+          <w:tcPr>
+            <w:tcW w:w="2865" w:type="dxa"/>
             <w:vAlign w:val="top"/>
           </w:tcPr>
           <w:p>
@@ -5727,13 +7823,13 @@
                 <w:sz w:val="18"/>
                 <w:szCs w:val="18"/>
               </w:rPr>
-              <w:t xml:space="preserve">documentsComplete=true; referralDecision=accepted; referralUrgency=routine; suitabl...</w:t>
-            </w:r>
-          </w:p>
-        </w:tc>
-        <w:tc>
-          <w:tcPr>
-            <w:tcW w:w="2865" w:type="dxa"/>
+              <w:t xml:space="preserve">reaches T_SendSecurePaymentRequest, T_RecordPayment; state COMPLETED</w:t>
+            </w:r>
+          </w:p>
+        </w:tc>
+        <w:tc>
+          <w:tcPr>
+            <w:tcW w:w="660" w:type="dxa"/>
             <w:vAlign w:val="top"/>
           </w:tcPr>
           <w:p>
@@ -5745,13 +7841,13 @@
                 <w:sz w:val="18"/>
                 <w:szCs w:val="18"/>
               </w:rPr>
-              <w:t xml:space="preserve">reaches T_RequestFundingApproval, T_RecordFundingApproval</w:t>
-            </w:r>
-          </w:p>
-        </w:tc>
-        <w:tc>
-          <w:tcPr>
-            <w:tcW w:w="660" w:type="dxa"/>
+              <w:t xml:space="preserve">PASS</w:t>
+            </w:r>
+          </w:p>
+        </w:tc>
+        <w:tc>
+          <w:tcPr>
+            <w:tcW w:w="1653" w:type="dxa"/>
             <w:vAlign w:val="top"/>
           </w:tcPr>
           <w:p>
@@ -5763,13 +7859,15 @@
                 <w:sz w:val="18"/>
                 <w:szCs w:val="18"/>
               </w:rPr>
-              <w:t xml:space="preserve">PASS</w:t>
-            </w:r>
-          </w:p>
-        </w:tc>
-        <w:tc>
-          <w:tcPr>
-            <w:tcW w:w="1653" w:type="dxa"/>
+              <w:t xml:space="preserve">2251799813705784</w:t>
+            </w:r>
+          </w:p>
+        </w:tc>
+      </w:tr>
+      <w:tr>
+        <w:tc>
+          <w:tcPr>
+            <w:tcW w:w="507" w:type="dxa"/>
             <w:vAlign w:val="top"/>
           </w:tcPr>
           <w:p>
@@ -5781,15 +7879,13 @@
                 <w:sz w:val="18"/>
                 <w:szCs w:val="18"/>
               </w:rPr>
-              <w:t xml:space="preserve">2251799813705449</w:t>
-            </w:r>
-          </w:p>
-        </w:tc>
-      </w:tr>
-      <w:tr>
-        <w:tc>
-          <w:tcPr>
-            <w:tcW w:w="507" w:type="dxa"/>
+              <w:t xml:space="preserve">TC-15</w:t>
+            </w:r>
+          </w:p>
+        </w:tc>
+        <w:tc>
+          <w:tcPr>
+            <w:tcW w:w="1628" w:type="dxa"/>
             <w:vAlign w:val="top"/>
           </w:tcPr>
           <w:p>
@@ -5801,13 +7897,31 @@
                 <w:sz w:val="18"/>
                 <w:szCs w:val="18"/>
               </w:rPr>
-              <w:t xml:space="preserve">TC-13</w:t>
-            </w:r>
-          </w:p>
-        </w:tc>
-        <w:tc>
-          <w:tcPr>
-            <w:tcW w:w="1628" w:type="dxa"/>
+              <w:t xml:space="preserve">Declined payment is handled without creating a duplicate booking</w:t>
+            </w:r>
+          </w:p>
+        </w:tc>
+        <w:tc>
+          <w:tcPr>
+            <w:tcW w:w="2325" w:type="dxa"/>
+            <w:vAlign w:val="top"/>
+          </w:tcPr>
+          <w:p>
+            <w:pPr>
+              <w:spacing w:before="20" w:after="20"/>
+            </w:pPr>
+            <w:r>
+              <w:rPr>
+                <w:sz w:val="14"/>
+                <w:szCs w:val="14"/>
+              </w:rPr>
+              <w:t xml:space="preserve">patientId=P-ACCEPT; documentsComplete=true; referralDecision=accepted; referralUrgency=routine; suitableSlotFound=true; appointmentWithin14Days=false; consentGiven=true; requestAuthorised=true; treatmentCapacityConfirmed=true; fundingApproved=true; advancePaymentRequired=true; paymentStatus=confirmed</w:t>
+            </w:r>
+          </w:p>
+        </w:tc>
+        <w:tc>
+          <w:tcPr>
+            <w:tcW w:w="2865" w:type="dxa"/>
             <w:vAlign w:val="top"/>
           </w:tcPr>
           <w:p>
@@ -5819,13 +7933,13 @@
                 <w:sz w:val="18"/>
                 <w:szCs w:val="18"/>
               </w:rPr>
-              <w:t xml:space="preserve">Happy path: referral accepted and treatment schedule confirmed</w:t>
-            </w:r>
-          </w:p>
-        </w:tc>
-        <w:tc>
-          <w:tcPr>
-            <w:tcW w:w="2325" w:type="dxa"/>
+              <w:t xml:space="preserve">reaches T_HandlePaymentFailure, T_RecordPayment</w:t>
+            </w:r>
+          </w:p>
+        </w:tc>
+        <w:tc>
+          <w:tcPr>
+            <w:tcW w:w="660" w:type="dxa"/>
             <w:vAlign w:val="top"/>
           </w:tcPr>
           <w:p>
@@ -5837,13 +7951,13 @@
                 <w:sz w:val="18"/>
                 <w:szCs w:val="18"/>
               </w:rPr>
-              <w:t xml:space="preserve">documentsComplete=true; referralDecision=accepted; referralUrgency=routine; suitabl...</w:t>
-            </w:r>
-          </w:p>
-        </w:tc>
-        <w:tc>
-          <w:tcPr>
-            <w:tcW w:w="2865" w:type="dxa"/>
+              <w:t xml:space="preserve">PASS</w:t>
+            </w:r>
+          </w:p>
+        </w:tc>
+        <w:tc>
+          <w:tcPr>
+            <w:tcW w:w="1653" w:type="dxa"/>
             <w:vAlign w:val="top"/>
           </w:tcPr>
           <w:p>
@@ -5855,13 +7969,15 @@
                 <w:sz w:val="18"/>
                 <w:szCs w:val="18"/>
               </w:rPr>
-              <w:t xml:space="preserve">reaches T_ConfirmTreatmentSchedule; state COMPLETED</w:t>
-            </w:r>
-          </w:p>
-        </w:tc>
-        <w:tc>
-          <w:tcPr>
-            <w:tcW w:w="660" w:type="dxa"/>
+              <w:t xml:space="preserve">2251799813705967</w:t>
+            </w:r>
+          </w:p>
+        </w:tc>
+      </w:tr>
+      <w:tr>
+        <w:tc>
+          <w:tcPr>
+            <w:tcW w:w="507" w:type="dxa"/>
             <w:vAlign w:val="top"/>
           </w:tcPr>
           <w:p>
@@ -5873,13 +7989,13 @@
                 <w:sz w:val="18"/>
                 <w:szCs w:val="18"/>
               </w:rPr>
-              <w:t xml:space="preserve">PASS</w:t>
-            </w:r>
-          </w:p>
-        </w:tc>
-        <w:tc>
-          <w:tcPr>
-            <w:tcW w:w="1653" w:type="dxa"/>
+              <w:t xml:space="preserve">TC-16</w:t>
+            </w:r>
+          </w:p>
+        </w:tc>
+        <w:tc>
+          <w:tcPr>
+            <w:tcW w:w="1628" w:type="dxa"/>
             <w:vAlign w:val="top"/>
           </w:tcPr>
           <w:p>
@@ -5891,15 +8007,31 @@
                 <w:sz w:val="18"/>
                 <w:szCs w:val="18"/>
               </w:rPr>
-              <w:t xml:space="preserve">2251799813705624</w:t>
-            </w:r>
-          </w:p>
-        </w:tc>
-      </w:tr>
-      <w:tr>
-        <w:tc>
-          <w:tcPr>
-            <w:tcW w:w="507" w:type="dxa"/>
+              <w:t xml:space="preserve">Payment without a returned confirmation is investigated, not re-requested</w:t>
+            </w:r>
+          </w:p>
+        </w:tc>
+        <w:tc>
+          <w:tcPr>
+            <w:tcW w:w="2325" w:type="dxa"/>
+            <w:vAlign w:val="top"/>
+          </w:tcPr>
+          <w:p>
+            <w:pPr>
+              <w:spacing w:before="20" w:after="20"/>
+            </w:pPr>
+            <w:r>
+              <w:rPr>
+                <w:sz w:val="14"/>
+                <w:szCs w:val="14"/>
+              </w:rPr>
+              <w:t xml:space="preserve">patientId=P-ACCEPT; documentsComplete=true; referralDecision=accepted; referralUrgency=routine; suitableSlotFound=true; appointmentWithin14Days=false; consentGiven=true; requestAuthorised=true; treatmentCapacityConfirmed=true; fundingApproved=true; advancePaymentRequired=true; paymentStatus=no response</w:t>
+            </w:r>
+          </w:p>
+        </w:tc>
+        <w:tc>
+          <w:tcPr>
+            <w:tcW w:w="2865" w:type="dxa"/>
             <w:vAlign w:val="top"/>
           </w:tcPr>
           <w:p>
@@ -5911,13 +8043,13 @@
                 <w:sz w:val="18"/>
                 <w:szCs w:val="18"/>
               </w:rPr>
-              <w:t xml:space="preserve">TC-14</w:t>
-            </w:r>
-          </w:p>
-        </w:tc>
-        <w:tc>
-          <w:tcPr>
-            <w:tcW w:w="1628" w:type="dxa"/>
+              <w:t xml:space="preserve">reaches T_MarkForInvestigation, T_ResolveTransaction; state COMPLETED</w:t>
+            </w:r>
+          </w:p>
+        </w:tc>
+        <w:tc>
+          <w:tcPr>
+            <w:tcW w:w="660" w:type="dxa"/>
             <w:vAlign w:val="top"/>
           </w:tcPr>
           <w:p>
@@ -5929,13 +8061,13 @@
                 <w:sz w:val="18"/>
                 <w:szCs w:val="18"/>
               </w:rPr>
-              <w:t xml:space="preserve">Advance payment confirmed and recorded</w:t>
-            </w:r>
-          </w:p>
-        </w:tc>
-        <w:tc>
-          <w:tcPr>
-            <w:tcW w:w="2325" w:type="dxa"/>
+              <w:t xml:space="preserve">PASS</w:t>
+            </w:r>
+          </w:p>
+        </w:tc>
+        <w:tc>
+          <w:tcPr>
+            <w:tcW w:w="1653" w:type="dxa"/>
             <w:vAlign w:val="top"/>
           </w:tcPr>
           <w:p>
@@ -5947,13 +8079,15 @@
                 <w:sz w:val="18"/>
                 <w:szCs w:val="18"/>
               </w:rPr>
-              <w:t xml:space="preserve">documentsComplete=true; referralDecision=accepted; referralUrgency=routine; suitabl...</w:t>
-            </w:r>
-          </w:p>
-        </w:tc>
-        <w:tc>
-          <w:tcPr>
-            <w:tcW w:w="2865" w:type="dxa"/>
+              <w:t xml:space="preserve">2251799813706153</w:t>
+            </w:r>
+          </w:p>
+        </w:tc>
+      </w:tr>
+      <w:tr>
+        <w:tc>
+          <w:tcPr>
+            <w:tcW w:w="507" w:type="dxa"/>
             <w:vAlign w:val="top"/>
           </w:tcPr>
           <w:p>
@@ -5965,13 +8099,13 @@
                 <w:sz w:val="18"/>
                 <w:szCs w:val="18"/>
               </w:rPr>
-              <w:t xml:space="preserve">reaches T_SendSecurePaymentRequest, T_RecordPayment; state COMPLETED</w:t>
-            </w:r>
-          </w:p>
-        </w:tc>
-        <w:tc>
-          <w:tcPr>
-            <w:tcW w:w="660" w:type="dxa"/>
+              <w:t xml:space="preserve">TC-17</w:t>
+            </w:r>
+          </w:p>
+        </w:tc>
+        <w:tc>
+          <w:tcPr>
+            <w:tcW w:w="1628" w:type="dxa"/>
             <w:vAlign w:val="top"/>
           </w:tcPr>
           <w:p>
@@ -5983,13 +8117,31 @@
                 <w:sz w:val="18"/>
                 <w:szCs w:val="18"/>
               </w:rPr>
-              <w:t xml:space="preserve">PASS</w:t>
-            </w:r>
-          </w:p>
-        </w:tc>
-        <w:tc>
-          <w:tcPr>
-            <w:tcW w:w="1653" w:type="dxa"/>
+              <w:t xml:space="preserve">Urgent treatment proceeds without confirmed payment and is referred to Finance</w:t>
+            </w:r>
+          </w:p>
+        </w:tc>
+        <w:tc>
+          <w:tcPr>
+            <w:tcW w:w="2325" w:type="dxa"/>
+            <w:vAlign w:val="top"/>
+          </w:tcPr>
+          <w:p>
+            <w:pPr>
+              <w:spacing w:before="20" w:after="20"/>
+            </w:pPr>
+            <w:r>
+              <w:rPr>
+                <w:sz w:val="14"/>
+                <w:szCs w:val="14"/>
+              </w:rPr>
+              <w:t xml:space="preserve">patientId=P-ACCEPT; documentsComplete=true; referralDecision=accepted; referralUrgency=routine; suitableSlotFound=true; appointmentWithin14Days=false; consentGiven=true; requestAuthorised=true; treatmentCapacityConfirmed=true; fundingApproved=true; advancePaymentRequired=true; paymentStatus=urgent clinical need</w:t>
+            </w:r>
+          </w:p>
+        </w:tc>
+        <w:tc>
+          <w:tcPr>
+            <w:tcW w:w="2865" w:type="dxa"/>
             <w:vAlign w:val="top"/>
           </w:tcPr>
           <w:p>
@@ -6001,15 +8153,13 @@
                 <w:sz w:val="18"/>
                 <w:szCs w:val="18"/>
               </w:rPr>
-              <w:t xml:space="preserve">2251799813705784</w:t>
-            </w:r>
-          </w:p>
-        </w:tc>
-      </w:tr>
-      <w:tr>
-        <w:tc>
-          <w:tcPr>
-            <w:tcW w:w="507" w:type="dxa"/>
+              <w:t xml:space="preserve">reaches T_AuthoriseUrgentTreatment, T_ReferUnconfirmedPayment; state COMPLETED</w:t>
+            </w:r>
+          </w:p>
+        </w:tc>
+        <w:tc>
+          <w:tcPr>
+            <w:tcW w:w="660" w:type="dxa"/>
             <w:vAlign w:val="top"/>
           </w:tcPr>
           <w:p>
@@ -6021,13 +8171,13 @@
                 <w:sz w:val="18"/>
                 <w:szCs w:val="18"/>
               </w:rPr>
-              <w:t xml:space="preserve">TC-15</w:t>
-            </w:r>
-          </w:p>
-        </w:tc>
-        <w:tc>
-          <w:tcPr>
-            <w:tcW w:w="1628" w:type="dxa"/>
+              <w:t xml:space="preserve">PASS</w:t>
+            </w:r>
+          </w:p>
+        </w:tc>
+        <w:tc>
+          <w:tcPr>
+            <w:tcW w:w="1653" w:type="dxa"/>
             <w:vAlign w:val="top"/>
           </w:tcPr>
           <w:p>
@@ -6039,13 +8189,15 @@
                 <w:sz w:val="18"/>
                 <w:szCs w:val="18"/>
               </w:rPr>
-              <w:t xml:space="preserve">Declined payment is handled without creating a duplicate booking</w:t>
-            </w:r>
-          </w:p>
-        </w:tc>
-        <w:tc>
-          <w:tcPr>
-            <w:tcW w:w="2325" w:type="dxa"/>
+              <w:t xml:space="preserve">2251799813706334</w:t>
+            </w:r>
+          </w:p>
+        </w:tc>
+      </w:tr>
+      <w:tr>
+        <w:tc>
+          <w:tcPr>
+            <w:tcW w:w="507" w:type="dxa"/>
             <w:vAlign w:val="top"/>
           </w:tcPr>
           <w:p>
@@ -6057,13 +8209,13 @@
                 <w:sz w:val="18"/>
                 <w:szCs w:val="18"/>
               </w:rPr>
-              <w:t xml:space="preserve">documentsComplete=true; referralDecision=accepted; referralUrgency=routine; suitabl...</w:t>
-            </w:r>
-          </w:p>
-        </w:tc>
-        <w:tc>
-          <w:tcPr>
-            <w:tcW w:w="2865" w:type="dxa"/>
+              <w:t xml:space="preserve">TC-18</w:t>
+            </w:r>
+          </w:p>
+        </w:tc>
+        <w:tc>
+          <w:tcPr>
+            <w:tcW w:w="1628" w:type="dxa"/>
             <w:vAlign w:val="top"/>
           </w:tcPr>
           <w:p>
@@ -6075,81 +8227,7 @@
                 <w:sz w:val="18"/>
                 <w:szCs w:val="18"/>
               </w:rPr>
-              <w:t xml:space="preserve">reaches T_HandlePaymentFailure, T_RecordPayment</w:t>
-            </w:r>
-          </w:p>
-        </w:tc>
-        <w:tc>
-          <w:tcPr>
-            <w:tcW w:w="660" w:type="dxa"/>
-            <w:vAlign w:val="top"/>
-          </w:tcPr>
-          <w:p>
-            <w:pPr>
-              <w:spacing w:before="20" w:after="20"/>
-            </w:pPr>
-            <w:r>
-              <w:rPr>
-                <w:sz w:val="18"/>
-                <w:szCs w:val="18"/>
-              </w:rPr>
-              <w:t xml:space="preserve">PASS</w:t>
-            </w:r>
-          </w:p>
-        </w:tc>
-        <w:tc>
-          <w:tcPr>
-            <w:tcW w:w="1653" w:type="dxa"/>
-            <w:vAlign w:val="top"/>
-          </w:tcPr>
-          <w:p>
-            <w:pPr>
-              <w:spacing w:before="20" w:after="20"/>
-            </w:pPr>
-            <w:r>
-              <w:rPr>
-                <w:sz w:val="18"/>
-                <w:szCs w:val="18"/>
-              </w:rPr>
-              <w:t xml:space="preserve">2251799813705967</w:t>
-            </w:r>
-          </w:p>
-        </w:tc>
-      </w:tr>
-      <w:tr>
-        <w:tc>
-          <w:tcPr>
-            <w:tcW w:w="507" w:type="dxa"/>
-            <w:vAlign w:val="top"/>
-          </w:tcPr>
-          <w:p>
-            <w:pPr>
-              <w:spacing w:before="20" w:after="20"/>
-            </w:pPr>
-            <w:r>
-              <w:rPr>
-                <w:sz w:val="18"/>
-                <w:szCs w:val="18"/>
-              </w:rPr>
-              <w:t xml:space="preserve">TC-16</w:t>
-            </w:r>
-          </w:p>
-        </w:tc>
-        <w:tc>
-          <w:tcPr>
-            <w:tcW w:w="1628" w:type="dxa"/>
-            <w:vAlign w:val="top"/>
-          </w:tcPr>
-          <w:p>
-            <w:pPr>
-              <w:spacing w:before="20" w:after="20"/>
-            </w:pPr>
-            <w:r>
-              <w:rPr>
-                <w:sz w:val="18"/>
-                <w:szCs w:val="18"/>
-              </w:rPr>
-              <w:t xml:space="preserve">Payment without a returned confirmation is investigated, not re-requested</w:t>
+              <w:t xml:space="preserve">No advance payment required: no payment task is created</w:t>
             </w:r>
           </w:p>
         </w:tc>
@@ -6164,230 +8242,10 @@
             </w:pPr>
             <w:r>
               <w:rPr>
-                <w:sz w:val="18"/>
-                <w:szCs w:val="18"/>
-              </w:rPr>
-              <w:t xml:space="preserve">documentsComplete=true; referralDecision=accepted; referralUrgency=routine; suitabl...</w:t>
-            </w:r>
-          </w:p>
-        </w:tc>
-        <w:tc>
-          <w:tcPr>
-            <w:tcW w:w="2865" w:type="dxa"/>
-            <w:vAlign w:val="top"/>
-          </w:tcPr>
-          <w:p>
-            <w:pPr>
-              <w:spacing w:before="20" w:after="20"/>
-            </w:pPr>
-            <w:r>
-              <w:rPr>
-                <w:sz w:val="18"/>
-                <w:szCs w:val="18"/>
-              </w:rPr>
-              <w:t xml:space="preserve">reaches T_MarkForInvestigation, T_ResolveTransaction; state COMPLETED</w:t>
-            </w:r>
-          </w:p>
-        </w:tc>
-        <w:tc>
-          <w:tcPr>
-            <w:tcW w:w="660" w:type="dxa"/>
-            <w:vAlign w:val="top"/>
-          </w:tcPr>
-          <w:p>
-            <w:pPr>
-              <w:spacing w:before="20" w:after="20"/>
-            </w:pPr>
-            <w:r>
-              <w:rPr>
-                <w:sz w:val="18"/>
-                <w:szCs w:val="18"/>
-              </w:rPr>
-              <w:t xml:space="preserve">PASS</w:t>
-            </w:r>
-          </w:p>
-        </w:tc>
-        <w:tc>
-          <w:tcPr>
-            <w:tcW w:w="1653" w:type="dxa"/>
-            <w:vAlign w:val="top"/>
-          </w:tcPr>
-          <w:p>
-            <w:pPr>
-              <w:spacing w:before="20" w:after="20"/>
-            </w:pPr>
-            <w:r>
-              <w:rPr>
-                <w:sz w:val="18"/>
-                <w:szCs w:val="18"/>
-              </w:rPr>
-              <w:t xml:space="preserve">2251799813706153</w:t>
-            </w:r>
-          </w:p>
-        </w:tc>
-      </w:tr>
-      <w:tr>
-        <w:tc>
-          <w:tcPr>
-            <w:tcW w:w="507" w:type="dxa"/>
-            <w:vAlign w:val="top"/>
-          </w:tcPr>
-          <w:p>
-            <w:pPr>
-              <w:spacing w:before="20" w:after="20"/>
-            </w:pPr>
-            <w:r>
-              <w:rPr>
-                <w:sz w:val="18"/>
-                <w:szCs w:val="18"/>
-              </w:rPr>
-              <w:t xml:space="preserve">TC-17</w:t>
-            </w:r>
-          </w:p>
-        </w:tc>
-        <w:tc>
-          <w:tcPr>
-            <w:tcW w:w="1628" w:type="dxa"/>
-            <w:vAlign w:val="top"/>
-          </w:tcPr>
-          <w:p>
-            <w:pPr>
-              <w:spacing w:before="20" w:after="20"/>
-            </w:pPr>
-            <w:r>
-              <w:rPr>
-                <w:sz w:val="18"/>
-                <w:szCs w:val="18"/>
-              </w:rPr>
-              <w:t xml:space="preserve">Urgent treatment proceeds without confirmed payment and is referred to Finance</w:t>
-            </w:r>
-          </w:p>
-        </w:tc>
-        <w:tc>
-          <w:tcPr>
-            <w:tcW w:w="2325" w:type="dxa"/>
-            <w:vAlign w:val="top"/>
-          </w:tcPr>
-          <w:p>
-            <w:pPr>
-              <w:spacing w:before="20" w:after="20"/>
-            </w:pPr>
-            <w:r>
-              <w:rPr>
-                <w:sz w:val="18"/>
-                <w:szCs w:val="18"/>
-              </w:rPr>
-              <w:t xml:space="preserve">documentsComplete=true; referralDecision=accepted; referralUrgency=routine; suitabl...</w:t>
-            </w:r>
-          </w:p>
-        </w:tc>
-        <w:tc>
-          <w:tcPr>
-            <w:tcW w:w="2865" w:type="dxa"/>
-            <w:vAlign w:val="top"/>
-          </w:tcPr>
-          <w:p>
-            <w:pPr>
-              <w:spacing w:before="20" w:after="20"/>
-            </w:pPr>
-            <w:r>
-              <w:rPr>
-                <w:sz w:val="18"/>
-                <w:szCs w:val="18"/>
-              </w:rPr>
-              <w:t xml:space="preserve">reaches T_AuthoriseUrgentTreatment, T_ReferUnconfirmedPayment; state COMPLETED</w:t>
-            </w:r>
-          </w:p>
-        </w:tc>
-        <w:tc>
-          <w:tcPr>
-            <w:tcW w:w="660" w:type="dxa"/>
-            <w:vAlign w:val="top"/>
-          </w:tcPr>
-          <w:p>
-            <w:pPr>
-              <w:spacing w:before="20" w:after="20"/>
-            </w:pPr>
-            <w:r>
-              <w:rPr>
-                <w:sz w:val="18"/>
-                <w:szCs w:val="18"/>
-              </w:rPr>
-              <w:t xml:space="preserve">PASS</w:t>
-            </w:r>
-          </w:p>
-        </w:tc>
-        <w:tc>
-          <w:tcPr>
-            <w:tcW w:w="1653" w:type="dxa"/>
-            <w:vAlign w:val="top"/>
-          </w:tcPr>
-          <w:p>
-            <w:pPr>
-              <w:spacing w:before="20" w:after="20"/>
-            </w:pPr>
-            <w:r>
-              <w:rPr>
-                <w:sz w:val="18"/>
-                <w:szCs w:val="18"/>
-              </w:rPr>
-              <w:t xml:space="preserve">2251799813706334</w:t>
-            </w:r>
-          </w:p>
-        </w:tc>
-      </w:tr>
-      <w:tr>
-        <w:tc>
-          <w:tcPr>
-            <w:tcW w:w="507" w:type="dxa"/>
-            <w:vAlign w:val="top"/>
-          </w:tcPr>
-          <w:p>
-            <w:pPr>
-              <w:spacing w:before="20" w:after="20"/>
-            </w:pPr>
-            <w:r>
-              <w:rPr>
-                <w:sz w:val="18"/>
-                <w:szCs w:val="18"/>
-              </w:rPr>
-              <w:t xml:space="preserve">TC-18</w:t>
-            </w:r>
-          </w:p>
-        </w:tc>
-        <w:tc>
-          <w:tcPr>
-            <w:tcW w:w="1628" w:type="dxa"/>
-            <w:vAlign w:val="top"/>
-          </w:tcPr>
-          <w:p>
-            <w:pPr>
-              <w:spacing w:before="20" w:after="20"/>
-            </w:pPr>
-            <w:r>
-              <w:rPr>
-                <w:sz w:val="18"/>
-                <w:szCs w:val="18"/>
-              </w:rPr>
-              <w:t xml:space="preserve">No advance payment required: no payment task is created</w:t>
-            </w:r>
-          </w:p>
-        </w:tc>
-        <w:tc>
-          <w:tcPr>
-            <w:tcW w:w="2325" w:type="dxa"/>
-            <w:vAlign w:val="top"/>
-          </w:tcPr>
-          <w:p>
-            <w:pPr>
-              <w:spacing w:before="20" w:after="20"/>
-            </w:pPr>
-            <w:r>
-              <w:rPr>
-                <w:sz w:val="18"/>
-                <w:szCs w:val="18"/>
-              </w:rPr>
-              <w:t xml:space="preserve">documentsComplete=true; referralDecision=accepted; referralUrgency=routine; suitabl...</w:t>
+                <w:sz w:val="14"/>
+                <w:szCs w:val="14"/>
+              </w:rPr>
+              <w:t xml:space="preserve">patientId=P-ACCEPT; documentsComplete=true; referralDecision=accepted; referralUrgency=routine; suitableSlotFound=true; appointmentWithin14Days=false; consentGiven=true; requestAuthorised=true; treatmentCapacityConfirmed=true; fundingApproved=true; advancePaymentRequired=false</w:t>
             </w:r>
           </w:p>
         </w:tc>
@@ -7031,7 +8889,7 @@
                 <w:sz w:val="21"/>
                 <w:szCs w:val="21"/>
               </w:rPr>
-              <w:t>Fixed by generating and deploying 69 forms from the models</w:t>
+              <w:t>Fixed by generating and deploying 68 forms from the models</w:t>
             </w:r>
           </w:p>
         </w:tc>
@@ -7640,7 +9498,7 @@
                 <w:sz w:val="21"/>
                 <w:szCs w:val="21"/>
               </w:rPr>
-              <w:t xml:space="preserve">The four failure cases in section 5</w:t>
+              <w:t xml:space="preserve">The four deployment defects in section 5</w:t>
             </w:r>
           </w:p>
         </w:tc>
@@ -7784,7 +9642,7 @@
         <w:t xml:space="preserve">Where the revisions stop.</w:t>
       </w:r>
       <w:r>
-        <w:t xml:space="preserve"> Twelve criteria were revised with the original wording retained alongside. The revisions improve criterion </w:t>
+        <w:t xml:space="preserve"> The 28 criteria were revised with the original wording retained alongside. The revisions improve criterion </w:t>
       </w:r>
       <w:r>
         <w:rPr>
